--- a/Docs/Word/screen_guide.docx
+++ b/Docs/Word/screen_guide.docx
@@ -5,141 +5,156 @@
     <w:p>
       <w:pPr>
         <w:pStyle w:val="Title"/>
+        <w:spacing w:before="0" w:after="160"/>
         <w:jc w:val="center"/>
       </w:pPr>
       <w:r>
-        <w:rPr>
-          <w:b w:val="0"/>
-          <w:i w:val="0"/>
-        </w:rPr>
         <w:t>EOL Test Fixture Screen Guide</w:t>
       </w:r>
     </w:p>
     <w:p>
       <w:pPr>
-        <w:pStyle w:val="Heading2"/>
+        <w:pStyle w:val="Subtitle"/>
+        <w:jc w:val="center"/>
       </w:pPr>
       <w:r>
-        <w:rPr>
-          <w:b w:val="0"/>
-          <w:i w:val="0"/>
-        </w:rPr>
-        <w:t>Purpose</w:t>
+        <w:t>Rite-Hite EOL Test Fixture Documentation</w:t>
       </w:r>
     </w:p>
     <w:p>
+      <w:pPr>
+        <w:pStyle w:val="BodySmall"/>
+        <w:spacing w:before="0" w:after="360"/>
+        <w:jc w:val="center"/>
+      </w:pPr>
       <w:r>
-        <w:rPr>
-          <w:b w:val="0"/>
-          <w:i w:val="0"/>
-        </w:rPr>
-        <w:t>This guide explains what the operator sees on each main screen in the EOL fixture user interface and what action, if any, is required.</w:t>
+        <w:t>Generated from current project markdown on April 16, 2026</w:t>
       </w:r>
     </w:p>
     <w:p>
+      <w:pPr>
+        <w:jc w:val="center"/>
+        <w:pBdr>
+          <w:bottom w:val="single" w:sz="12" w:space="1" w:color="C8102E"/>
+        </w:pBdr>
+      </w:pPr>
       <w:r>
         <w:rPr>
-          <w:b w:val="0"/>
-          <w:i w:val="0"/>
+          <w:sz w:val="2"/>
         </w:rPr>
-        <w:t xml:space="preserve">Use this guide together with </w:t>
+        <w:t xml:space="preserve"> </w:t>
       </w:r>
+    </w:p>
+    <w:p>
+      <w:pPr>
+        <w:sectPr>
+          <w:headerReference w:type="default" r:id="rId9"/>
+          <w:footerReference w:type="default" r:id="rId10"/>
+          <w:pgSz w:w="12240" w:h="15840"/>
+          <w:pgMar w:top="1152" w:right="1224" w:bottom="1008" w:left="1224" w:header="504" w:footer="504" w:gutter="0"/>
+          <w:cols w:space="720"/>
+          <w:docGrid w:linePitch="360"/>
+        </w:sectPr>
+      </w:pPr>
+    </w:p>
+    <w:p>
+      <w:pPr>
+        <w:spacing w:before="0" w:after="120" w:line="240" w:lineRule="auto"/>
+      </w:pPr>
       <w:r>
-        <w:rPr>
-          <w:b w:val="0"/>
-          <w:i w:val="0"/>
-          <w:color w:val="0563C1"/>
-          <w:u w:val="single"/>
-        </w:rPr>
-        <w:t>User Manual</w:t>
+        <w:t>This guide explains what the technician sees on the fixture touchscreen and in the Windows desktop app, and what action is required at each point.</w:t>
       </w:r>
+    </w:p>
+    <w:p>
+      <w:pPr>
+        <w:spacing w:before="0" w:after="120" w:line="240" w:lineRule="auto"/>
+      </w:pPr>
       <w:r>
-        <w:rPr>
-          <w:b w:val="0"/>
-          <w:i w:val="0"/>
-        </w:rPr>
+        <w:t xml:space="preserve">Use this with </w:t>
+      </w:r>
+      <w:hyperlink r:id="rId13">
+        <w:r>
+          <w:rPr>
+            <w:color w:val="C8102E"/>
+            <w:u w:val="single"/>
+          </w:rPr>
+          <w:t>EOL Test Fixture User Manual</w:t>
+        </w:r>
+      </w:hyperlink>
+      <w:r>
         <w:t xml:space="preserve">, </w:t>
       </w:r>
+      <w:hyperlink r:id="rId14">
+        <w:r>
+          <w:rPr>
+            <w:color w:val="C8102E"/>
+            <w:u w:val="single"/>
+          </w:rPr>
+          <w:t>End-of-Line Test Procedure</w:t>
+        </w:r>
+      </w:hyperlink>
       <w:r>
-        <w:rPr>
-          <w:b w:val="0"/>
-          <w:i w:val="0"/>
-          <w:color w:val="0563C1"/>
-          <w:u w:val="single"/>
-        </w:rPr>
-        <w:t>Troubleshooting Guide</w:t>
-      </w:r>
-      <w:r>
-        <w:rPr>
-          <w:b w:val="0"/>
-          <w:i w:val="0"/>
-        </w:rPr>
         <w:t xml:space="preserve">, and </w:t>
       </w:r>
+      <w:hyperlink r:id="rId15">
+        <w:r>
+          <w:rPr>
+            <w:color w:val="C8102E"/>
+            <w:u w:val="single"/>
+          </w:rPr>
+          <w:t>EOL Test Fixture Troubleshooting Guide</w:t>
+        </w:r>
+      </w:hyperlink>
       <w:r>
-        <w:rPr>
-          <w:b w:val="0"/>
-          <w:i w:val="0"/>
-          <w:color w:val="0563C1"/>
-          <w:u w:val="single"/>
-        </w:rPr>
-        <w:t>Error Code Reference</w:t>
-      </w:r>
-      <w:r>
-        <w:rPr>
-          <w:b w:val="0"/>
-          <w:i w:val="0"/>
-        </w:rPr>
         <w:t>.</w:t>
       </w:r>
     </w:p>
     <w:p>
       <w:pPr>
-        <w:pStyle w:val="Heading2"/>
+        <w:pStyle w:val="Heading1"/>
+        <w:spacing w:before="240" w:after="120"/>
       </w:pPr>
       <w:r>
-        <w:rPr>
-          <w:b w:val="0"/>
-          <w:i w:val="0"/>
-        </w:rPr>
-        <w:t>Screen Color Meaning</w:t>
+        <w:t>Color Meaning</w:t>
       </w:r>
     </w:p>
     <w:p>
+      <w:pPr>
+        <w:pStyle w:val="Heading2"/>
+        <w:spacing w:before="200" w:after="80"/>
+      </w:pPr>
       <w:r>
-        <w:rPr>
-          <w:b w:val="0"/>
-          <w:i w:val="0"/>
-        </w:rPr>
-        <w:t>The screen colors are used as status indicators during the run.</w:t>
+        <w:t>Fixture Touchscreen</w:t>
       </w:r>
     </w:p>
     <w:tbl>
       <w:tblPr>
         <w:tblStyle w:val="TableGrid"/>
         <w:tblW w:type="auto" w:w="0"/>
+        <w:jc w:val="center"/>
+        <w:tblLayout w:type="autofit"/>
         <w:tblLook w:firstColumn="1" w:firstRow="1" w:lastColumn="0" w:lastRow="0" w:noHBand="0" w:noVBand="1" w:val="04A0"/>
       </w:tblPr>
       <w:tblGrid>
-        <w:gridCol w:w="5040"/>
-        <w:gridCol w:w="5040"/>
+        <w:gridCol w:w="4896"/>
+        <w:gridCol w:w="4896"/>
       </w:tblGrid>
       <w:tr>
         <w:tc>
           <w:tcPr>
-            <w:tcW w:type="dxa" w:w="5040"/>
-            <w:shd w:fill="D9EAF7"/>
+            <w:tcW w:type="dxa" w:w="4896"/>
+            <w:vAlign w:val="center"/>
+            <w:shd w:fill="0F264A"/>
           </w:tcPr>
           <w:p>
+            <w:pPr>
+              <w:spacing w:before="0" w:after="0"/>
+              <w:jc w:val="left"/>
+            </w:pPr>
             <w:r>
               <w:rPr>
                 <w:b/>
-              </w:rPr>
-            </w:r>
-            <w:r>
-              <w:rPr>
-                <w:b/>
-                <w:i w:val="0"/>
+                <w:color w:val="FFFFFF"/>
               </w:rPr>
               <w:t>Color</w:t>
             </w:r>
@@ -147,19 +162,19 @@
         </w:tc>
         <w:tc>
           <w:tcPr>
-            <w:tcW w:type="dxa" w:w="5040"/>
-            <w:shd w:fill="D9EAF7"/>
+            <w:tcW w:type="dxa" w:w="4896"/>
+            <w:vAlign w:val="center"/>
+            <w:shd w:fill="0F264A"/>
           </w:tcPr>
           <w:p>
+            <w:pPr>
+              <w:spacing w:before="0" w:after="0"/>
+              <w:jc w:val="left"/>
+            </w:pPr>
             <w:r>
               <w:rPr>
                 <w:b/>
-              </w:rPr>
-            </w:r>
-            <w:r>
-              <w:rPr>
-                <w:b/>
-                <w:i w:val="0"/>
+                <w:color w:val="FFFFFF"/>
               </w:rPr>
               <w:t>Meaning</w:t>
             </w:r>
@@ -169,31 +184,33 @@
       <w:tr>
         <w:tc>
           <w:tcPr>
-            <w:tcW w:type="dxa" w:w="5040"/>
+            <w:tcW w:type="dxa" w:w="4896"/>
+            <w:vAlign w:val="center"/>
+            <w:shd w:fill="F5F8FC"/>
           </w:tcPr>
           <w:p>
-            <w:r/>
+            <w:pPr>
+              <w:spacing w:before="0" w:after="0"/>
+              <w:jc w:val="left"/>
+            </w:pPr>
             <w:r>
-              <w:rPr>
-                <w:b w:val="0"/>
-                <w:i w:val="0"/>
-              </w:rPr>
               <w:t>Black</w:t>
             </w:r>
           </w:p>
         </w:tc>
         <w:tc>
           <w:tcPr>
-            <w:tcW w:type="dxa" w:w="5040"/>
+            <w:tcW w:type="dxa" w:w="4896"/>
+            <w:vAlign w:val="center"/>
+            <w:shd w:fill="F5F8FC"/>
           </w:tcPr>
           <w:p>
-            <w:r/>
+            <w:pPr>
+              <w:spacing w:before="0" w:after="0"/>
+              <w:jc w:val="left"/>
+            </w:pPr>
             <w:r>
-              <w:rPr>
-                <w:b w:val="0"/>
-                <w:i w:val="0"/>
-              </w:rPr>
-              <w:t>Item is pending or not yet completed</w:t>
+              <w:t>Pending or not yet completed</w:t>
             </w:r>
           </w:p>
         </w:tc>
@@ -201,31 +218,31 @@
       <w:tr>
         <w:tc>
           <w:tcPr>
-            <w:tcW w:type="dxa" w:w="5040"/>
+            <w:tcW w:type="dxa" w:w="4896"/>
+            <w:vAlign w:val="center"/>
           </w:tcPr>
           <w:p>
-            <w:r/>
+            <w:pPr>
+              <w:spacing w:before="0" w:after="0"/>
+              <w:jc w:val="left"/>
+            </w:pPr>
             <w:r>
-              <w:rPr>
-                <w:b w:val="0"/>
-                <w:i w:val="0"/>
-              </w:rPr>
               <w:t>Yellow</w:t>
             </w:r>
           </w:p>
         </w:tc>
         <w:tc>
           <w:tcPr>
-            <w:tcW w:type="dxa" w:w="5040"/>
+            <w:tcW w:type="dxa" w:w="4896"/>
+            <w:vAlign w:val="center"/>
           </w:tcPr>
           <w:p>
-            <w:r/>
+            <w:pPr>
+              <w:spacing w:before="0" w:after="0"/>
+              <w:jc w:val="left"/>
+            </w:pPr>
             <w:r>
-              <w:rPr>
-                <w:b w:val="0"/>
-                <w:i w:val="0"/>
-              </w:rPr>
-              <w:t>Operator action is required now</w:t>
+              <w:t>Active item or operator-attention state</w:t>
             </w:r>
           </w:p>
         </w:tc>
@@ -233,31 +250,33 @@
       <w:tr>
         <w:tc>
           <w:tcPr>
-            <w:tcW w:type="dxa" w:w="5040"/>
+            <w:tcW w:type="dxa" w:w="4896"/>
+            <w:vAlign w:val="center"/>
+            <w:shd w:fill="F5F8FC"/>
           </w:tcPr>
           <w:p>
-            <w:r/>
+            <w:pPr>
+              <w:spacing w:before="0" w:after="0"/>
+              <w:jc w:val="left"/>
+            </w:pPr>
             <w:r>
-              <w:rPr>
-                <w:b w:val="0"/>
-                <w:i w:val="0"/>
-              </w:rPr>
               <w:t>Green</w:t>
             </w:r>
           </w:p>
         </w:tc>
         <w:tc>
           <w:tcPr>
-            <w:tcW w:type="dxa" w:w="5040"/>
+            <w:tcW w:type="dxa" w:w="4896"/>
+            <w:vAlign w:val="center"/>
+            <w:shd w:fill="F5F8FC"/>
           </w:tcPr>
           <w:p>
-            <w:r/>
+            <w:pPr>
+              <w:spacing w:before="0" w:after="0"/>
+              <w:jc w:val="left"/>
+            </w:pPr>
             <w:r>
-              <w:rPr>
-                <w:b w:val="0"/>
-                <w:i w:val="0"/>
-              </w:rPr>
-              <w:t>Item or stage passed</w:t>
+              <w:t>Passed</w:t>
             </w:r>
           </w:p>
         </w:tc>
@@ -265,79 +284,244 @@
       <w:tr>
         <w:tc>
           <w:tcPr>
-            <w:tcW w:type="dxa" w:w="5040"/>
+            <w:tcW w:type="dxa" w:w="4896"/>
+            <w:vAlign w:val="center"/>
           </w:tcPr>
           <w:p>
-            <w:r/>
+            <w:pPr>
+              <w:spacing w:before="0" w:after="0"/>
+              <w:jc w:val="left"/>
+            </w:pPr>
             <w:r>
-              <w:rPr>
-                <w:b w:val="0"/>
-                <w:i w:val="0"/>
-              </w:rPr>
               <w:t>Red</w:t>
             </w:r>
           </w:p>
         </w:tc>
         <w:tc>
           <w:tcPr>
-            <w:tcW w:type="dxa" w:w="5040"/>
+            <w:tcW w:type="dxa" w:w="4896"/>
+            <w:vAlign w:val="center"/>
           </w:tcPr>
           <w:p>
-            <w:r/>
+            <w:pPr>
+              <w:spacing w:before="0" w:after="0"/>
+              <w:jc w:val="left"/>
+            </w:pPr>
             <w:r>
-              <w:rPr>
-                <w:b w:val="0"/>
-                <w:i w:val="0"/>
-              </w:rPr>
-              <w:t>Item or stage failed</w:t>
+              <w:t>Failed</w:t>
             </w:r>
           </w:p>
         </w:tc>
       </w:tr>
     </w:tbl>
+    <w:p/>
     <w:p>
       <w:pPr>
         <w:pStyle w:val="Heading2"/>
+        <w:spacing w:before="200" w:after="80"/>
       </w:pPr>
       <w:r>
-        <w:rPr>
-          <w:b w:val="0"/>
-          <w:i w:val="0"/>
-        </w:rPr>
+        <w:t>Desktop App One Click Progress Rail</w:t>
+      </w:r>
+    </w:p>
+    <w:tbl>
+      <w:tblPr>
+        <w:tblStyle w:val="TableGrid"/>
+        <w:tblW w:type="auto" w:w="0"/>
+        <w:jc w:val="center"/>
+        <w:tblLayout w:type="autofit"/>
+        <w:tblLook w:firstColumn="1" w:firstRow="1" w:lastColumn="0" w:lastRow="0" w:noHBand="0" w:noVBand="1" w:val="04A0"/>
+      </w:tblPr>
+      <w:tblGrid>
+        <w:gridCol w:w="4896"/>
+        <w:gridCol w:w="4896"/>
+      </w:tblGrid>
+      <w:tr>
+        <w:tc>
+          <w:tcPr>
+            <w:tcW w:type="dxa" w:w="4896"/>
+            <w:vAlign w:val="center"/>
+            <w:shd w:fill="0F264A"/>
+          </w:tcPr>
+          <w:p>
+            <w:pPr>
+              <w:spacing w:before="0" w:after="0"/>
+              <w:jc w:val="left"/>
+            </w:pPr>
+            <w:r>
+              <w:rPr>
+                <w:b/>
+                <w:color w:val="FFFFFF"/>
+              </w:rPr>
+              <w:t>Color</w:t>
+            </w:r>
+          </w:p>
+        </w:tc>
+        <w:tc>
+          <w:tcPr>
+            <w:tcW w:type="dxa" w:w="4896"/>
+            <w:vAlign w:val="center"/>
+            <w:shd w:fill="0F264A"/>
+          </w:tcPr>
+          <w:p>
+            <w:pPr>
+              <w:spacing w:before="0" w:after="0"/>
+              <w:jc w:val="left"/>
+            </w:pPr>
+            <w:r>
+              <w:rPr>
+                <w:b/>
+                <w:color w:val="FFFFFF"/>
+              </w:rPr>
+              <w:t>Meaning</w:t>
+            </w:r>
+          </w:p>
+        </w:tc>
+      </w:tr>
+      <w:tr>
+        <w:tc>
+          <w:tcPr>
+            <w:tcW w:type="dxa" w:w="4896"/>
+            <w:vAlign w:val="center"/>
+            <w:shd w:fill="F5F8FC"/>
+          </w:tcPr>
+          <w:p>
+            <w:pPr>
+              <w:spacing w:before="0" w:after="0"/>
+              <w:jc w:val="left"/>
+            </w:pPr>
+            <w:r>
+              <w:t>Red</w:t>
+            </w:r>
+          </w:p>
+        </w:tc>
+        <w:tc>
+          <w:tcPr>
+            <w:tcW w:type="dxa" w:w="4896"/>
+            <w:vAlign w:val="center"/>
+            <w:shd w:fill="F5F8FC"/>
+          </w:tcPr>
+          <w:p>
+            <w:pPr>
+              <w:spacing w:before="0" w:after="0"/>
+              <w:jc w:val="left"/>
+            </w:pPr>
+            <w:r>
+              <w:t>Current active One Click stage</w:t>
+            </w:r>
+          </w:p>
+        </w:tc>
+      </w:tr>
+      <w:tr>
+        <w:tc>
+          <w:tcPr>
+            <w:tcW w:type="dxa" w:w="4896"/>
+            <w:vAlign w:val="center"/>
+          </w:tcPr>
+          <w:p>
+            <w:pPr>
+              <w:spacing w:before="0" w:after="0"/>
+              <w:jc w:val="left"/>
+            </w:pPr>
+            <w:r>
+              <w:t>Green</w:t>
+            </w:r>
+          </w:p>
+        </w:tc>
+        <w:tc>
+          <w:tcPr>
+            <w:tcW w:type="dxa" w:w="4896"/>
+            <w:vAlign w:val="center"/>
+          </w:tcPr>
+          <w:p>
+            <w:pPr>
+              <w:spacing w:before="0" w:after="0"/>
+              <w:jc w:val="left"/>
+            </w:pPr>
+            <w:r>
+              <w:t>Completed stage</w:t>
+            </w:r>
+          </w:p>
+        </w:tc>
+      </w:tr>
+      <w:tr>
+        <w:tc>
+          <w:tcPr>
+            <w:tcW w:type="dxa" w:w="4896"/>
+            <w:vAlign w:val="center"/>
+            <w:shd w:fill="F5F8FC"/>
+          </w:tcPr>
+          <w:p>
+            <w:pPr>
+              <w:spacing w:before="0" w:after="0"/>
+              <w:jc w:val="left"/>
+            </w:pPr>
+            <w:r>
+              <w:t>Gray</w:t>
+            </w:r>
+          </w:p>
+        </w:tc>
+        <w:tc>
+          <w:tcPr>
+            <w:tcW w:type="dxa" w:w="4896"/>
+            <w:vAlign w:val="center"/>
+            <w:shd w:fill="F5F8FC"/>
+          </w:tcPr>
+          <w:p>
+            <w:pPr>
+              <w:spacing w:before="0" w:after="0"/>
+              <w:jc w:val="left"/>
+            </w:pPr>
+            <w:r>
+              <w:t>Not started yet</w:t>
+            </w:r>
+          </w:p>
+        </w:tc>
+      </w:tr>
+    </w:tbl>
+    <w:p/>
+    <w:p>
+      <w:pPr>
+        <w:pStyle w:val="Heading1"/>
+        <w:spacing w:before="240" w:after="120"/>
+      </w:pPr>
+      <w:r>
+        <w:t>Fixture Touchscreen Screens</w:t>
+      </w:r>
+    </w:p>
+    <w:p>
+      <w:pPr>
+        <w:pStyle w:val="Heading1"/>
+        <w:spacing w:before="240" w:after="120"/>
+      </w:pPr>
+      <w:r>
         <w:t>Start Screen</w:t>
       </w:r>
     </w:p>
     <w:p>
       <w:pPr>
-        <w:pStyle w:val="Heading3"/>
+        <w:pStyle w:val="Heading2"/>
+        <w:spacing w:before="200" w:after="80"/>
       </w:pPr>
       <w:r>
-        <w:rPr>
-          <w:b w:val="0"/>
-          <w:i w:val="0"/>
-        </w:rPr>
         <w:t>Purpose</w:t>
       </w:r>
     </w:p>
     <w:p>
+      <w:pPr>
+        <w:spacing w:before="0" w:after="120" w:line="240" w:lineRule="auto"/>
+      </w:pPr>
       <w:r>
-        <w:rPr>
-          <w:b w:val="0"/>
-          <w:i w:val="0"/>
-        </w:rPr>
-        <w:t>The start screen is the entry point to the fixture.</w:t>
+        <w:t>Entry point to the fixture.</w:t>
       </w:r>
     </w:p>
     <w:p>
       <w:pPr>
-        <w:pStyle w:val="Heading3"/>
+        <w:pStyle w:val="Heading2"/>
+        <w:spacing w:before="200" w:after="80"/>
       </w:pPr>
       <w:r>
-        <w:rPr>
-          <w:b w:val="0"/>
-          <w:i w:val="0"/>
-        </w:rPr>
-        <w:t>What The Operator Does</w:t>
+        <w:t>What You See</w:t>
       </w:r>
     </w:p>
     <w:p>
@@ -346,26 +530,52 @@
       </w:pPr>
       <w:r>
         <w:rPr>
-          <w:b w:val="0"/>
-          <w:i w:val="0"/>
+          <w:rFonts w:ascii="Consolas" w:hAnsi="Consolas"/>
+          <w:sz w:val="19"/>
+          <w:shd w:fill="F3F4F6"/>
         </w:rPr>
-        <w:t xml:space="preserve">Select </w:t>
+        <w:t>Begin AUTO</w:t>
+      </w:r>
+    </w:p>
+    <w:p>
+      <w:pPr>
+        <w:pStyle w:val="ListBullet"/>
+      </w:pPr>
+      <w:r>
+        <w:rPr>
+          <w:rFonts w:ascii="Consolas" w:hAnsi="Consolas"/>
+          <w:sz w:val="19"/>
+          <w:shd w:fill="F3F4F6"/>
+        </w:rPr>
+        <w:t>Begin MANUAL</w:t>
+      </w:r>
+    </w:p>
+    <w:p>
+      <w:pPr>
+        <w:pStyle w:val="Heading2"/>
+        <w:spacing w:before="200" w:after="80"/>
+      </w:pPr>
+      <w:r>
+        <w:t>What You Do</w:t>
+      </w:r>
+    </w:p>
+    <w:p>
+      <w:pPr>
+        <w:pStyle w:val="ListBullet"/>
+      </w:pPr>
+      <w:r>
+        <w:t xml:space="preserve">Press </w:t>
       </w:r>
       <w:r>
         <w:rPr>
           <w:rFonts w:ascii="Consolas" w:hAnsi="Consolas"/>
-          <w:b w:val="0"/>
-          <w:i w:val="0"/>
-          <w:sz w:val="20"/>
+          <w:sz w:val="19"/>
+          <w:shd w:fill="F3F4F6"/>
         </w:rPr>
         <w:t>Begin AUTO</w:t>
       </w:r>
       <w:r>
-        <w:rPr>
-          <w:b w:val="0"/>
-          <w:i w:val="0"/>
-        </w:rPr>
-        <w:t xml:space="preserve"> for the normal production test sequence.</w:t>
+        <w:t xml:space="preserve"> for the normal production test.</w:t>
       </w:r>
     </w:p>
     <w:p>
@@ -373,38 +583,26 @@
         <w:pStyle w:val="ListBullet"/>
       </w:pPr>
       <w:r>
-        <w:rPr>
-          <w:b w:val="0"/>
-          <w:i w:val="0"/>
-        </w:rPr>
-        <w:t xml:space="preserve">Do not select </w:t>
+        <w:t xml:space="preserve">Press </w:t>
       </w:r>
       <w:r>
         <w:rPr>
           <w:rFonts w:ascii="Consolas" w:hAnsi="Consolas"/>
-          <w:b w:val="0"/>
-          <w:i w:val="0"/>
-          <w:sz w:val="20"/>
+          <w:sz w:val="19"/>
+          <w:shd w:fill="F3F4F6"/>
         </w:rPr>
         <w:t>Begin MANUAL</w:t>
       </w:r>
       <w:r>
-        <w:rPr>
-          <w:b w:val="0"/>
-          <w:i w:val="0"/>
-        </w:rPr>
-        <w:t xml:space="preserve"> for normal production unless engineering or maintenance has instructed you to use the manual service screen.</w:t>
+        <w:t xml:space="preserve"> only for service, debugging, or engineering checks.</w:t>
       </w:r>
     </w:p>
     <w:p>
       <w:pPr>
-        <w:pStyle w:val="Heading3"/>
+        <w:pStyle w:val="Heading2"/>
+        <w:spacing w:before="200" w:after="80"/>
       </w:pPr>
       <w:r>
-        <w:rPr>
-          <w:b w:val="0"/>
-          <w:i w:val="0"/>
-        </w:rPr>
         <w:t>What Happens Next</w:t>
       </w:r>
     </w:p>
@@ -415,33 +613,23 @@
       <w:r>
         <w:rPr>
           <w:rFonts w:ascii="Consolas" w:hAnsi="Consolas"/>
-          <w:b w:val="0"/>
-          <w:i w:val="0"/>
-          <w:sz w:val="20"/>
+          <w:sz w:val="19"/>
+          <w:shd w:fill="F3F4F6"/>
         </w:rPr>
         <w:t>Begin AUTO</w:t>
       </w:r>
       <w:r>
-        <w:rPr>
-          <w:b w:val="0"/>
-          <w:i w:val="0"/>
-        </w:rPr>
-        <w:t xml:space="preserve"> sends the fixture to </w:t>
+        <w:t xml:space="preserve"> enters </w:t>
       </w:r>
       <w:r>
         <w:rPr>
           <w:rFonts w:ascii="Consolas" w:hAnsi="Consolas"/>
-          <w:b w:val="0"/>
-          <w:i w:val="0"/>
-          <w:sz w:val="20"/>
+          <w:sz w:val="19"/>
+          <w:shd w:fill="F3F4F6"/>
         </w:rPr>
         <w:t>Comm_Reset_Screen</w:t>
       </w:r>
       <w:r>
-        <w:rPr>
-          <w:b w:val="0"/>
-          <w:i w:val="0"/>
-        </w:rPr>
         <w:t>.</w:t>
       </w:r>
     </w:p>
@@ -452,67 +640,50 @@
       <w:r>
         <w:rPr>
           <w:rFonts w:ascii="Consolas" w:hAnsi="Consolas"/>
-          <w:b w:val="0"/>
-          <w:i w:val="0"/>
-          <w:sz w:val="20"/>
+          <w:sz w:val="19"/>
+          <w:shd w:fill="F3F4F6"/>
         </w:rPr>
         <w:t>Begin MANUAL</w:t>
       </w:r>
       <w:r>
-        <w:rPr>
-          <w:b w:val="0"/>
-          <w:i w:val="0"/>
-        </w:rPr>
-        <w:t xml:space="preserve"> sends the fixture to </w:t>
+        <w:t xml:space="preserve"> enters </w:t>
       </w:r>
       <w:r>
         <w:rPr>
           <w:rFonts w:ascii="Consolas" w:hAnsi="Consolas"/>
-          <w:b w:val="0"/>
-          <w:i w:val="0"/>
-          <w:sz w:val="20"/>
+          <w:sz w:val="19"/>
+          <w:shd w:fill="F3F4F6"/>
         </w:rPr>
         <w:t>Test_GPIO_Screen</w:t>
       </w:r>
       <w:r>
-        <w:rPr>
-          <w:b w:val="0"/>
-          <w:i w:val="0"/>
-        </w:rPr>
-        <w:t>, which is intended for manual or service use rather than standard operator workflow.</w:t>
+        <w:t>.</w:t>
       </w:r>
     </w:p>
     <w:p>
       <w:pPr>
-        <w:pStyle w:val="Heading2"/>
+        <w:pStyle w:val="Heading1"/>
+        <w:spacing w:before="240" w:after="120"/>
       </w:pPr>
       <w:r>
-        <w:rPr>
-          <w:b w:val="0"/>
-          <w:i w:val="0"/>
-        </w:rPr>
         <w:t>Comm_Reset_Screen</w:t>
       </w:r>
     </w:p>
     <w:p>
       <w:pPr>
-        <w:pStyle w:val="Heading3"/>
+        <w:pStyle w:val="Heading2"/>
+        <w:spacing w:before="200" w:after="80"/>
       </w:pPr>
       <w:r>
-        <w:rPr>
-          <w:b w:val="0"/>
-          <w:i w:val="0"/>
-        </w:rPr>
         <w:t>Purpose</w:t>
       </w:r>
     </w:p>
     <w:p>
+      <w:pPr>
+        <w:spacing w:before="0" w:after="120" w:line="240" w:lineRule="auto"/>
+      </w:pPr>
       <w:r>
-        <w:rPr>
-          <w:b w:val="0"/>
-          <w:i w:val="0"/>
-        </w:rPr>
-        <w:t>This screen runs the first three automated stages:</w:t>
+        <w:t>Runs the first three fixture-controlled stages:</w:t>
       </w:r>
     </w:p>
     <w:p>
@@ -520,10 +691,6 @@
         <w:pStyle w:val="ListBullet"/>
       </w:pPr>
       <w:r>
-        <w:rPr>
-          <w:b w:val="0"/>
-          <w:i w:val="0"/>
-        </w:rPr>
         <w:t>Communication</w:t>
       </w:r>
     </w:p>
@@ -532,10 +699,6 @@
         <w:pStyle w:val="ListBullet"/>
       </w:pPr>
       <w:r>
-        <w:rPr>
-          <w:b w:val="0"/>
-          <w:i w:val="0"/>
-        </w:rPr>
         <w:t>MCU Reset</w:t>
       </w:r>
     </w:p>
@@ -544,23 +707,16 @@
         <w:pStyle w:val="ListBullet"/>
       </w:pPr>
       <w:r>
-        <w:rPr>
-          <w:b w:val="0"/>
-          <w:i w:val="0"/>
-        </w:rPr>
         <w:t>Fault Check</w:t>
       </w:r>
     </w:p>
     <w:p>
       <w:pPr>
-        <w:pStyle w:val="Heading3"/>
+        <w:pStyle w:val="Heading2"/>
+        <w:spacing w:before="200" w:after="80"/>
       </w:pPr>
       <w:r>
-        <w:rPr>
-          <w:b w:val="0"/>
-          <w:i w:val="0"/>
-        </w:rPr>
-        <w:t>What The Operator Sees</w:t>
+        <w:t>What You See</w:t>
       </w:r>
     </w:p>
     <w:p>
@@ -568,11 +724,7 @@
         <w:pStyle w:val="ListBullet"/>
       </w:pPr>
       <w:r>
-        <w:rPr>
-          <w:b w:val="0"/>
-          <w:i w:val="0"/>
-        </w:rPr>
-        <w:t>Stage labels begin in black.</w:t>
+        <w:t>The stage labels update as each sub-stage passes or fails.</w:t>
       </w:r>
     </w:p>
     <w:p>
@@ -580,188 +732,99 @@
         <w:pStyle w:val="ListBullet"/>
       </w:pPr>
       <w:r>
-        <w:rPr>
-          <w:b w:val="0"/>
-          <w:i w:val="0"/>
-        </w:rPr>
-        <w:t>A passing stage turns green.</w:t>
+        <w:t>The progress bar advances through the three sub-stages.</w:t>
       </w:r>
     </w:p>
     <w:p>
       <w:pPr>
+        <w:pStyle w:val="Heading2"/>
+        <w:spacing w:before="200" w:after="80"/>
+      </w:pPr>
+      <w:r>
+        <w:t>What You Do</w:t>
+      </w:r>
+    </w:p>
+    <w:p>
+      <w:pPr>
         <w:pStyle w:val="ListBullet"/>
       </w:pPr>
       <w:r>
-        <w:rPr>
-          <w:b w:val="0"/>
-          <w:i w:val="0"/>
-        </w:rPr>
-        <w:t xml:space="preserve">A failing stage turns red before the system goes to </w:t>
+        <w:t>Observe only.</w:t>
+      </w:r>
+    </w:p>
+    <w:p>
+      <w:pPr>
+        <w:pStyle w:val="ListBullet"/>
+      </w:pPr>
+      <w:r>
+        <w:t>Do not disconnect the DUT, fixture USB, or programmer during this stage.</w:t>
+      </w:r>
+    </w:p>
+    <w:p>
+      <w:pPr>
+        <w:pStyle w:val="Heading2"/>
+        <w:spacing w:before="200" w:after="80"/>
+      </w:pPr>
+      <w:r>
+        <w:t>Result</w:t>
+      </w:r>
+    </w:p>
+    <w:p>
+      <w:pPr>
+        <w:pStyle w:val="ListBullet"/>
+      </w:pPr>
+      <w:r>
+        <w:t xml:space="preserve">Pass: fixture advances to </w:t>
       </w:r>
       <w:r>
         <w:rPr>
           <w:rFonts w:ascii="Consolas" w:hAnsi="Consolas"/>
-          <w:b w:val="0"/>
-          <w:i w:val="0"/>
-          <w:sz w:val="20"/>
-        </w:rPr>
-        <w:t>Fault_Screen</w:t>
-      </w:r>
-      <w:r>
-        <w:rPr>
-          <w:b w:val="0"/>
-          <w:i w:val="0"/>
-        </w:rPr>
-        <w:t>.</w:t>
-      </w:r>
-    </w:p>
-    <w:p>
-      <w:pPr>
-        <w:pStyle w:val="Heading3"/>
-      </w:pPr>
-      <w:r>
-        <w:rPr>
-          <w:b w:val="0"/>
-          <w:i w:val="0"/>
-        </w:rPr>
-        <w:t>What The Operator Does</w:t>
-      </w:r>
-    </w:p>
-    <w:p>
-      <w:pPr>
-        <w:pStyle w:val="ListBullet"/>
-      </w:pPr>
-      <w:r>
-        <w:rPr>
-          <w:b w:val="0"/>
-          <w:i w:val="0"/>
-        </w:rPr>
-        <w:t>Observe the screen.</w:t>
-      </w:r>
-    </w:p>
-    <w:p>
-      <w:pPr>
-        <w:pStyle w:val="ListBullet"/>
-      </w:pPr>
-      <w:r>
-        <w:rPr>
-          <w:b w:val="0"/>
-          <w:i w:val="0"/>
-        </w:rPr>
-        <w:t>Wait for the fixture to finish the sequence automatically.</w:t>
-      </w:r>
-    </w:p>
-    <w:p>
-      <w:pPr>
-        <w:pStyle w:val="ListBullet"/>
-      </w:pPr>
-      <w:r>
-        <w:rPr>
-          <w:b w:val="0"/>
-          <w:i w:val="0"/>
-        </w:rPr>
-        <w:t>Do not disconnect the DUT or restart the run during this stage.</w:t>
-      </w:r>
-    </w:p>
-    <w:p>
-      <w:pPr>
-        <w:pStyle w:val="Heading3"/>
-      </w:pPr>
-      <w:r>
-        <w:rPr>
-          <w:b w:val="0"/>
-          <w:i w:val="0"/>
-        </w:rPr>
-        <w:t>Result</w:t>
-      </w:r>
-    </w:p>
-    <w:p>
-      <w:pPr>
-        <w:pStyle w:val="ListBullet"/>
-      </w:pPr>
-      <w:r>
-        <w:rPr>
-          <w:b w:val="0"/>
-          <w:i w:val="0"/>
-        </w:rPr>
-        <w:t xml:space="preserve">If all three stages pass, the fixture moves to </w:t>
-      </w:r>
-      <w:r>
-        <w:rPr>
-          <w:rFonts w:ascii="Consolas" w:hAnsi="Consolas"/>
-          <w:b w:val="0"/>
-          <w:i w:val="0"/>
-          <w:sz w:val="20"/>
-        </w:rPr>
-        <w:t>Inputs_Screen</w:t>
-      </w:r>
-      <w:r>
-        <w:rPr>
-          <w:b w:val="0"/>
-          <w:i w:val="0"/>
-        </w:rPr>
-        <w:t>.</w:t>
-      </w:r>
-    </w:p>
-    <w:p>
-      <w:pPr>
-        <w:pStyle w:val="ListBullet"/>
-      </w:pPr>
-      <w:r>
-        <w:rPr>
-          <w:b w:val="0"/>
-          <w:i w:val="0"/>
-        </w:rPr>
-        <w:t xml:space="preserve">If any stage fails, the fixture moves to </w:t>
-      </w:r>
-      <w:r>
-        <w:rPr>
-          <w:rFonts w:ascii="Consolas" w:hAnsi="Consolas"/>
-          <w:b w:val="0"/>
-          <w:i w:val="0"/>
-          <w:sz w:val="20"/>
-        </w:rPr>
-        <w:t>Fault_Screen</w:t>
-      </w:r>
-      <w:r>
-        <w:rPr>
-          <w:b w:val="0"/>
-          <w:i w:val="0"/>
-        </w:rPr>
-        <w:t>.</w:t>
-      </w:r>
-    </w:p>
-    <w:p>
-      <w:pPr>
-        <w:pStyle w:val="Heading2"/>
-      </w:pPr>
-      <w:r>
-        <w:rPr>
-          <w:b w:val="0"/>
-          <w:i w:val="0"/>
+          <w:sz w:val="19"/>
+          <w:shd w:fill="F3F4F6"/>
         </w:rPr>
         <w:t>Inputs_Screen</w:t>
       </w:r>
     </w:p>
     <w:p>
       <w:pPr>
-        <w:pStyle w:val="Heading3"/>
-      </w:pPr>
+        <w:pStyle w:val="ListBullet"/>
+      </w:pPr>
+      <w:r>
+        <w:t xml:space="preserve">Fail: fixture transitions to </w:t>
+      </w:r>
       <w:r>
         <w:rPr>
-          <w:b w:val="0"/>
-          <w:i w:val="0"/>
+          <w:rFonts w:ascii="Consolas" w:hAnsi="Consolas"/>
+          <w:sz w:val="19"/>
+          <w:shd w:fill="F3F4F6"/>
         </w:rPr>
+        <w:t>Fault_Screen</w:t>
+      </w:r>
+    </w:p>
+    <w:p>
+      <w:pPr>
+        <w:pStyle w:val="Heading1"/>
+        <w:spacing w:before="240" w:after="120"/>
+      </w:pPr>
+      <w:r>
+        <w:t>Inputs_Screen</w:t>
+      </w:r>
+    </w:p>
+    <w:p>
+      <w:pPr>
+        <w:pStyle w:val="Heading2"/>
+        <w:spacing w:before="200" w:after="80"/>
+      </w:pPr>
+      <w:r>
         <w:t>Purpose</w:t>
       </w:r>
     </w:p>
     <w:p>
+      <w:pPr>
+        <w:spacing w:before="0" w:after="120" w:line="240" w:lineRule="auto"/>
+      </w:pPr>
       <w:r>
-        <w:rPr>
-          <w:b w:val="0"/>
-          <w:i w:val="0"/>
-        </w:rPr>
-        <w:t>This screen runs:</w:t>
+        <w:t>Runs:</w:t>
       </w:r>
     </w:p>
     <w:p>
@@ -769,11 +832,7 @@
         <w:pStyle w:val="ListBullet"/>
       </w:pPr>
       <w:r>
-        <w:rPr>
-          <w:b w:val="0"/>
-          <w:i w:val="0"/>
-        </w:rPr>
-        <w:t>Digital input verification</w:t>
+        <w:t>Digital Inputs</w:t>
       </w:r>
     </w:p>
     <w:p>
@@ -781,23 +840,16 @@
         <w:pStyle w:val="ListBullet"/>
       </w:pPr>
       <w:r>
-        <w:rPr>
-          <w:b w:val="0"/>
-          <w:i w:val="0"/>
-        </w:rPr>
-        <w:t>Analog input verification</w:t>
+        <w:t>Analog Inputs</w:t>
       </w:r>
     </w:p>
     <w:p>
       <w:pPr>
-        <w:pStyle w:val="Heading3"/>
+        <w:pStyle w:val="Heading2"/>
+        <w:spacing w:before="200" w:after="80"/>
       </w:pPr>
       <w:r>
-        <w:rPr>
-          <w:b w:val="0"/>
-          <w:i w:val="0"/>
-        </w:rPr>
-        <w:t>What The Operator Sees</w:t>
+        <w:t>What You See</w:t>
       </w:r>
     </w:p>
     <w:p>
@@ -805,11 +857,7 @@
         <w:pStyle w:val="ListBullet"/>
       </w:pPr>
       <w:r>
-        <w:rPr>
-          <w:b w:val="0"/>
-          <w:i w:val="0"/>
-        </w:rPr>
-        <w:t>Digital input labels turn green as they pass.</w:t>
+        <w:t>Individual input items turn green as they pass.</w:t>
       </w:r>
     </w:p>
     <w:p>
@@ -817,23 +865,16 @@
         <w:pStyle w:val="ListBullet"/>
       </w:pPr>
       <w:r>
-        <w:rPr>
-          <w:b w:val="0"/>
-          <w:i w:val="0"/>
-        </w:rPr>
-        <w:t>Analog input labels turn green as they pass.</w:t>
+        <w:t>The progress bar first covers digital inputs, then analog inputs.</w:t>
       </w:r>
     </w:p>
     <w:p>
       <w:pPr>
-        <w:pStyle w:val="ListBullet"/>
+        <w:pStyle w:val="Heading2"/>
+        <w:spacing w:before="200" w:after="80"/>
       </w:pPr>
       <w:r>
-        <w:rPr>
-          <w:b w:val="0"/>
-          <w:i w:val="0"/>
-        </w:rPr>
-        <w:t>The progress bar advances through the stage.</w:t>
+        <w:t>What You Do</w:t>
       </w:r>
     </w:p>
     <w:p>
@@ -841,176 +882,90 @@
         <w:pStyle w:val="ListBullet"/>
       </w:pPr>
       <w:r>
-        <w:rPr>
-          <w:b w:val="0"/>
-          <w:i w:val="0"/>
-        </w:rPr>
-        <w:t xml:space="preserve">A failing item turns red and the fixture transfers to </w:t>
+        <w:t>Observe only.</w:t>
+      </w:r>
+    </w:p>
+    <w:p>
+      <w:pPr>
+        <w:pStyle w:val="ListBullet"/>
+      </w:pPr>
+      <w:r>
+        <w:t>Do not interrupt the run.</w:t>
+      </w:r>
+    </w:p>
+    <w:p>
+      <w:pPr>
+        <w:pStyle w:val="Heading2"/>
+        <w:spacing w:before="200" w:after="80"/>
+      </w:pPr>
+      <w:r>
+        <w:t>Result</w:t>
+      </w:r>
+    </w:p>
+    <w:p>
+      <w:pPr>
+        <w:pStyle w:val="ListBullet"/>
+      </w:pPr>
+      <w:r>
+        <w:t xml:space="preserve">Pass: fixture advances to </w:t>
       </w:r>
       <w:r>
         <w:rPr>
           <w:rFonts w:ascii="Consolas" w:hAnsi="Consolas"/>
-          <w:b w:val="0"/>
-          <w:i w:val="0"/>
-          <w:sz w:val="20"/>
-        </w:rPr>
-        <w:t>Fault_Screen</w:t>
-      </w:r>
-      <w:r>
-        <w:rPr>
-          <w:b w:val="0"/>
-          <w:i w:val="0"/>
-        </w:rPr>
-        <w:t>.</w:t>
-      </w:r>
-    </w:p>
-    <w:p>
-      <w:pPr>
-        <w:pStyle w:val="Heading3"/>
-      </w:pPr>
-      <w:r>
-        <w:rPr>
-          <w:b w:val="0"/>
-          <w:i w:val="0"/>
-        </w:rPr>
-        <w:t>What The Operator Does</w:t>
-      </w:r>
-    </w:p>
-    <w:p>
-      <w:pPr>
-        <w:pStyle w:val="ListBullet"/>
-      </w:pPr>
-      <w:r>
-        <w:rPr>
-          <w:b w:val="0"/>
-          <w:i w:val="0"/>
-        </w:rPr>
-        <w:t>Observe progress only.</w:t>
-      </w:r>
-    </w:p>
-    <w:p>
-      <w:pPr>
-        <w:pStyle w:val="ListBullet"/>
-      </w:pPr>
-      <w:r>
-        <w:rPr>
-          <w:b w:val="0"/>
-          <w:i w:val="0"/>
-        </w:rPr>
-        <w:t>Do not interrupt the run while digital and analog checks are active.</w:t>
-      </w:r>
-    </w:p>
-    <w:p>
-      <w:pPr>
-        <w:pStyle w:val="Heading3"/>
-      </w:pPr>
-      <w:r>
-        <w:rPr>
-          <w:b w:val="0"/>
-          <w:i w:val="0"/>
-        </w:rPr>
-        <w:t>Result</w:t>
-      </w:r>
-    </w:p>
-    <w:p>
-      <w:pPr>
-        <w:pStyle w:val="ListBullet"/>
-      </w:pPr>
-      <w:r>
-        <w:rPr>
-          <w:b w:val="0"/>
-          <w:i w:val="0"/>
-        </w:rPr>
-        <w:t xml:space="preserve">If all input checks pass, the fixture moves to </w:t>
-      </w:r>
-      <w:r>
-        <w:rPr>
-          <w:rFonts w:ascii="Consolas" w:hAnsi="Consolas"/>
-          <w:b w:val="0"/>
-          <w:i w:val="0"/>
-          <w:sz w:val="20"/>
-        </w:rPr>
-        <w:t>Outputs_Screen</w:t>
-      </w:r>
-      <w:r>
-        <w:rPr>
-          <w:b w:val="0"/>
-          <w:i w:val="0"/>
-        </w:rPr>
-        <w:t>.</w:t>
-      </w:r>
-    </w:p>
-    <w:p>
-      <w:pPr>
-        <w:pStyle w:val="ListBullet"/>
-      </w:pPr>
-      <w:r>
-        <w:rPr>
-          <w:b w:val="0"/>
-          <w:i w:val="0"/>
-        </w:rPr>
-        <w:t xml:space="preserve">If any check fails, the fixture moves to </w:t>
-      </w:r>
-      <w:r>
-        <w:rPr>
-          <w:rFonts w:ascii="Consolas" w:hAnsi="Consolas"/>
-          <w:b w:val="0"/>
-          <w:i w:val="0"/>
-          <w:sz w:val="20"/>
-        </w:rPr>
-        <w:t>Fault_Screen</w:t>
-      </w:r>
-      <w:r>
-        <w:rPr>
-          <w:b w:val="0"/>
-          <w:i w:val="0"/>
-        </w:rPr>
-        <w:t>.</w:t>
-      </w:r>
-    </w:p>
-    <w:p>
-      <w:pPr>
-        <w:pStyle w:val="Heading2"/>
-      </w:pPr>
-      <w:r>
-        <w:rPr>
-          <w:b w:val="0"/>
-          <w:i w:val="0"/>
+          <w:sz w:val="19"/>
+          <w:shd w:fill="F3F4F6"/>
         </w:rPr>
         <w:t>Outputs_Screen</w:t>
       </w:r>
     </w:p>
     <w:p>
       <w:pPr>
-        <w:pStyle w:val="Heading3"/>
-      </w:pPr>
+        <w:pStyle w:val="ListBullet"/>
+      </w:pPr>
+      <w:r>
+        <w:t xml:space="preserve">Fail: fixture transitions to </w:t>
+      </w:r>
       <w:r>
         <w:rPr>
-          <w:b w:val="0"/>
-          <w:i w:val="0"/>
+          <w:rFonts w:ascii="Consolas" w:hAnsi="Consolas"/>
+          <w:sz w:val="19"/>
+          <w:shd w:fill="F3F4F6"/>
         </w:rPr>
+        <w:t>Fault_Screen</w:t>
+      </w:r>
+    </w:p>
+    <w:p>
+      <w:pPr>
+        <w:pStyle w:val="Heading1"/>
+        <w:spacing w:before="240" w:after="120"/>
+      </w:pPr>
+      <w:r>
+        <w:t>Outputs_Screen</w:t>
+      </w:r>
+    </w:p>
+    <w:p>
+      <w:pPr>
+        <w:pStyle w:val="Heading2"/>
+        <w:spacing w:before="200" w:after="80"/>
+      </w:pPr>
+      <w:r>
         <w:t>Purpose</w:t>
       </w:r>
     </w:p>
     <w:p>
+      <w:pPr>
+        <w:spacing w:before="0" w:after="120" w:line="240" w:lineRule="auto"/>
+      </w:pPr>
       <w:r>
-        <w:rPr>
-          <w:b w:val="0"/>
-          <w:i w:val="0"/>
-        </w:rPr>
-        <w:t>This screen runs the outputs stage.</w:t>
+        <w:t>Runs:</w:t>
       </w:r>
     </w:p>
     <w:p>
       <w:pPr>
-        <w:pStyle w:val="Heading3"/>
+        <w:pStyle w:val="ListBullet"/>
       </w:pPr>
       <w:r>
-        <w:rPr>
-          <w:b w:val="0"/>
-          <w:i w:val="0"/>
-        </w:rPr>
-        <w:t>What The Operator Sees</w:t>
+        <w:t>Digital Outputs</w:t>
       </w:r>
     </w:p>
     <w:p>
@@ -1018,36 +973,43 @@
         <w:pStyle w:val="ListBullet"/>
       </w:pPr>
       <w:r>
+        <w:t>Relay Outputs</w:t>
+      </w:r>
+    </w:p>
+    <w:p>
+      <w:pPr>
+        <w:pStyle w:val="Heading2"/>
+        <w:spacing w:before="200" w:after="80"/>
+      </w:pPr>
+      <w:r>
+        <w:t>What You See</w:t>
+      </w:r>
+    </w:p>
+    <w:p>
+      <w:pPr>
+        <w:pStyle w:val="ListBullet"/>
+      </w:pPr>
+      <w:r>
         <w:rPr>
           <w:rFonts w:ascii="Consolas" w:hAnsi="Consolas"/>
-          <w:b w:val="0"/>
-          <w:i w:val="0"/>
-          <w:sz w:val="20"/>
+          <w:sz w:val="19"/>
+          <w:shd w:fill="F3F4F6"/>
         </w:rPr>
         <w:t>Digital Outputs</w:t>
       </w:r>
       <w:r>
-        <w:rPr>
-          <w:b w:val="0"/>
-          <w:i w:val="0"/>
-        </w:rPr>
         <w:t xml:space="preserve"> and </w:t>
       </w:r>
       <w:r>
         <w:rPr>
           <w:rFonts w:ascii="Consolas" w:hAnsi="Consolas"/>
-          <w:b w:val="0"/>
-          <w:i w:val="0"/>
-          <w:sz w:val="20"/>
+          <w:sz w:val="19"/>
+          <w:shd w:fill="F3F4F6"/>
         </w:rPr>
         <w:t>Relay Outputs</w:t>
       </w:r>
       <w:r>
-        <w:rPr>
-          <w:b w:val="0"/>
-          <w:i w:val="0"/>
-        </w:rPr>
-        <w:t xml:space="preserve"> are displayed as separate groups.</w:t>
+        <w:t xml:space="preserve"> are shown as separate sections.</w:t>
       </w:r>
     </w:p>
     <w:p>
@@ -1055,35 +1017,24 @@
         <w:pStyle w:val="ListBullet"/>
       </w:pPr>
       <w:r>
-        <w:rPr>
-          <w:b w:val="0"/>
-          <w:i w:val="0"/>
-        </w:rPr>
-        <w:t>Individual labels turn green as items pass.</w:t>
+        <w:t>Relay items update as K1 and K2 ON/OFF checks run.</w:t>
       </w:r>
     </w:p>
     <w:p>
       <w:pPr>
-        <w:pStyle w:val="ListBullet"/>
+        <w:pStyle w:val="Heading2"/>
+        <w:spacing w:before="200" w:after="80"/>
       </w:pPr>
       <w:r>
-        <w:rPr>
-          <w:b w:val="0"/>
-          <w:i w:val="0"/>
-        </w:rPr>
-        <w:t>The progress bar advances through the stage.</w:t>
+        <w:t>Current Revision Note</w:t>
       </w:r>
     </w:p>
     <w:p>
       <w:pPr>
-        <w:pStyle w:val="Heading3"/>
+        <w:pStyle w:val="ListBullet"/>
       </w:pPr>
       <w:r>
-        <w:rPr>
-          <w:b w:val="0"/>
-          <w:i w:val="0"/>
-        </w:rPr>
-        <w:t>Current Revision Behavior</w:t>
+        <w:t>Digital Output 1 and Digital Output 2 are temporary auto-pass report rows.</w:t>
       </w:r>
     </w:p>
     <w:p>
@@ -1091,70 +1042,32 @@
         <w:pStyle w:val="ListBullet"/>
       </w:pPr>
       <w:r>
-        <w:rPr>
-          <w:b w:val="0"/>
-          <w:i w:val="0"/>
-        </w:rPr>
-        <w:t>Digital Output 1 and Digital Output 2 are automatic pass items in the current revision.</w:t>
+        <w:t>Relay verification is live and can still fail.</w:t>
       </w:r>
     </w:p>
     <w:p>
       <w:pPr>
-        <w:pStyle w:val="ListBullet"/>
+        <w:pStyle w:val="Heading2"/>
+        <w:spacing w:before="200" w:after="80"/>
       </w:pPr>
       <w:r>
-        <w:rPr>
-          <w:b w:val="0"/>
-          <w:i w:val="0"/>
-        </w:rPr>
-        <w:t>Relay checks remain active and can still fail.</w:t>
+        <w:t>What You Do</w:t>
       </w:r>
     </w:p>
     <w:p>
       <w:pPr>
-        <w:pStyle w:val="Heading3"/>
+        <w:pStyle w:val="ListBullet"/>
       </w:pPr>
       <w:r>
-        <w:rPr>
-          <w:b w:val="0"/>
-          <w:i w:val="0"/>
-        </w:rPr>
-        <w:t>What The Operator Does</w:t>
+        <w:t>Observe only.</w:t>
       </w:r>
     </w:p>
     <w:p>
       <w:pPr>
-        <w:pStyle w:val="ListBullet"/>
+        <w:pStyle w:val="Heading2"/>
+        <w:spacing w:before="200" w:after="80"/>
       </w:pPr>
       <w:r>
-        <w:rPr>
-          <w:b w:val="0"/>
-          <w:i w:val="0"/>
-        </w:rPr>
-        <w:t>Observe progress only.</w:t>
-      </w:r>
-    </w:p>
-    <w:p>
-      <w:pPr>
-        <w:pStyle w:val="ListBullet"/>
-      </w:pPr>
-      <w:r>
-        <w:rPr>
-          <w:b w:val="0"/>
-          <w:i w:val="0"/>
-        </w:rPr>
-        <w:t>Allow the screen to complete automatically.</w:t>
-      </w:r>
-    </w:p>
-    <w:p>
-      <w:pPr>
-        <w:pStyle w:val="Heading3"/>
-      </w:pPr>
-      <w:r>
-        <w:rPr>
-          <w:b w:val="0"/>
-          <w:i w:val="0"/>
-        </w:rPr>
         <w:t>Result</w:t>
       </w:r>
     </w:p>
@@ -1163,100 +1076,66 @@
         <w:pStyle w:val="ListBullet"/>
       </w:pPr>
       <w:r>
-        <w:rPr>
-          <w:b w:val="0"/>
-          <w:i w:val="0"/>
-        </w:rPr>
-        <w:t xml:space="preserve">If all output checks pass, the fixture moves to </w:t>
+        <w:t xml:space="preserve">Pass: fixture advances to </w:t>
       </w:r>
       <w:r>
         <w:rPr>
           <w:rFonts w:ascii="Consolas" w:hAnsi="Consolas"/>
-          <w:b w:val="0"/>
-          <w:i w:val="0"/>
-          <w:sz w:val="20"/>
-        </w:rPr>
-        <w:t>Buttons_LEDs_Screen</w:t>
-      </w:r>
-      <w:r>
-        <w:rPr>
-          <w:b w:val="0"/>
-          <w:i w:val="0"/>
-        </w:rPr>
-        <w:t>.</w:t>
-      </w:r>
-    </w:p>
-    <w:p>
-      <w:pPr>
-        <w:pStyle w:val="ListBullet"/>
-      </w:pPr>
-      <w:r>
-        <w:rPr>
-          <w:b w:val="0"/>
-          <w:i w:val="0"/>
-        </w:rPr>
-        <w:t xml:space="preserve">If a relay phase fails, the fixture moves to </w:t>
-      </w:r>
-      <w:r>
-        <w:rPr>
-          <w:rFonts w:ascii="Consolas" w:hAnsi="Consolas"/>
-          <w:b w:val="0"/>
-          <w:i w:val="0"/>
-          <w:sz w:val="20"/>
-        </w:rPr>
-        <w:t>Fault_Screen</w:t>
-      </w:r>
-      <w:r>
-        <w:rPr>
-          <w:b w:val="0"/>
-          <w:i w:val="0"/>
-        </w:rPr>
-        <w:t>.</w:t>
-      </w:r>
-    </w:p>
-    <w:p>
-      <w:pPr>
-        <w:pStyle w:val="Heading2"/>
-      </w:pPr>
-      <w:r>
-        <w:rPr>
-          <w:b w:val="0"/>
-          <w:i w:val="0"/>
+          <w:sz w:val="19"/>
+          <w:shd w:fill="F3F4F6"/>
         </w:rPr>
         <w:t>Buttons_LEDs_Screen</w:t>
       </w:r>
     </w:p>
     <w:p>
       <w:pPr>
-        <w:pStyle w:val="Heading3"/>
-      </w:pPr>
+        <w:pStyle w:val="ListBullet"/>
+      </w:pPr>
+      <w:r>
+        <w:t xml:space="preserve">Fail: fixture transitions to </w:t>
+      </w:r>
       <w:r>
         <w:rPr>
-          <w:b w:val="0"/>
-          <w:i w:val="0"/>
+          <w:rFonts w:ascii="Consolas" w:hAnsi="Consolas"/>
+          <w:sz w:val="19"/>
+          <w:shd w:fill="F3F4F6"/>
         </w:rPr>
+        <w:t>Fault_Screen</w:t>
+      </w:r>
+    </w:p>
+    <w:p>
+      <w:pPr>
+        <w:pStyle w:val="Heading1"/>
+        <w:spacing w:before="240" w:after="120"/>
+      </w:pPr>
+      <w:r>
+        <w:t>Buttons_LEDs_Screen</w:t>
+      </w:r>
+    </w:p>
+    <w:p>
+      <w:pPr>
+        <w:pStyle w:val="Heading2"/>
+        <w:spacing w:before="200" w:after="80"/>
+      </w:pPr>
+      <w:r>
         <w:t>Purpose</w:t>
       </w:r>
     </w:p>
     <w:p>
+      <w:pPr>
+        <w:spacing w:before="0" w:after="120" w:line="240" w:lineRule="auto"/>
+      </w:pPr>
       <w:r>
-        <w:rPr>
-          <w:b w:val="0"/>
-          <w:i w:val="0"/>
-        </w:rPr>
-        <w:t>This screen runs the final operator-assisted stage.</w:t>
+        <w:t>Runs the final automatic button sequence and the final manual LED decision.</w:t>
       </w:r>
     </w:p>
     <w:p>
       <w:pPr>
-        <w:pStyle w:val="Heading3"/>
+        <w:pStyle w:val="Heading2"/>
+        <w:spacing w:before="200" w:after="80"/>
       </w:pPr>
       <w:r>
-        <w:rPr>
-          <w:b w:val="0"/>
-          <w:i w:val="0"/>
-        </w:rPr>
-        <w:t>What The Operator Sees</w:t>
+        <w:t>What You See</w:t>
       </w:r>
     </w:p>
     <w:p>
@@ -1264,11 +1143,59 @@
         <w:pStyle w:val="ListBullet"/>
       </w:pPr>
       <w:r>
+        <w:t xml:space="preserve">Button labels for </w:t>
+      </w:r>
+      <w:r>
         <w:rPr>
-          <w:b w:val="0"/>
-          <w:i w:val="0"/>
+          <w:rFonts w:ascii="Consolas" w:hAnsi="Consolas"/>
+          <w:sz w:val="19"/>
+          <w:shd w:fill="F3F4F6"/>
         </w:rPr>
-        <w:t>The button labels start in black.</w:t>
+        <w:t>USR_0</w:t>
+      </w:r>
+      <w:r>
+        <w:t xml:space="preserve">, </w:t>
+      </w:r>
+      <w:r>
+        <w:rPr>
+          <w:rFonts w:ascii="Consolas" w:hAnsi="Consolas"/>
+          <w:sz w:val="19"/>
+          <w:shd w:fill="F3F4F6"/>
+        </w:rPr>
+        <w:t>PNL_0</w:t>
+      </w:r>
+      <w:r>
+        <w:t xml:space="preserve">, </w:t>
+      </w:r>
+      <w:r>
+        <w:rPr>
+          <w:rFonts w:ascii="Consolas" w:hAnsi="Consolas"/>
+          <w:sz w:val="19"/>
+          <w:shd w:fill="F3F4F6"/>
+        </w:rPr>
+        <w:t>PNL_1</w:t>
+      </w:r>
+      <w:r>
+        <w:t xml:space="preserve">, </w:t>
+      </w:r>
+      <w:r>
+        <w:rPr>
+          <w:rFonts w:ascii="Consolas" w:hAnsi="Consolas"/>
+          <w:sz w:val="19"/>
+          <w:shd w:fill="F3F4F6"/>
+        </w:rPr>
+        <w:t>PNL_2</w:t>
+      </w:r>
+      <w:r>
+        <w:t xml:space="preserve">, and </w:t>
+      </w:r>
+      <w:r>
+        <w:rPr>
+          <w:rFonts w:ascii="Consolas" w:hAnsi="Consolas"/>
+          <w:sz w:val="19"/>
+          <w:shd w:fill="F3F4F6"/>
+        </w:rPr>
+        <w:t>PNL_3</w:t>
       </w:r>
     </w:p>
     <w:p>
@@ -1276,11 +1203,7 @@
         <w:pStyle w:val="ListBullet"/>
       </w:pPr>
       <w:r>
-        <w:rPr>
-          <w:b w:val="0"/>
-          <w:i w:val="0"/>
-        </w:rPr>
-        <w:t>The active button label turns yellow when it is ready to be pressed.</w:t>
+        <w:t>LED image / animation area</w:t>
       </w:r>
     </w:p>
     <w:p>
@@ -1289,10 +1212,11 @@
       </w:pPr>
       <w:r>
         <w:rPr>
-          <w:b w:val="0"/>
-          <w:i w:val="0"/>
+          <w:rFonts w:ascii="Consolas" w:hAnsi="Consolas"/>
+          <w:sz w:val="19"/>
+          <w:shd w:fill="F3F4F6"/>
         </w:rPr>
-        <w:t>A completed button turns green.</w:t>
+        <w:t>LED's BAD</w:t>
       </w:r>
     </w:p>
     <w:p>
@@ -1301,149 +1225,147 @@
       </w:pPr>
       <w:r>
         <w:rPr>
-          <w:b w:val="0"/>
-          <w:i w:val="0"/>
+          <w:rFonts w:ascii="Consolas" w:hAnsi="Consolas"/>
+          <w:sz w:val="19"/>
+          <w:shd w:fill="F3F4F6"/>
         </w:rPr>
-        <w:t>During the LED visual check, the LED decision buttons become active.</w:t>
+        <w:t>LED's GOOD</w:t>
       </w:r>
     </w:p>
     <w:p>
       <w:pPr>
-        <w:pStyle w:val="Heading3"/>
+        <w:pStyle w:val="Heading2"/>
+        <w:spacing w:before="200" w:after="80"/>
       </w:pPr>
       <w:r>
-        <w:rPr>
-          <w:b w:val="0"/>
-          <w:i w:val="0"/>
-        </w:rPr>
-        <w:t>What The Operator Does</w:t>
+        <w:t>Important Current Behavior</w:t>
       </w:r>
     </w:p>
     <w:p>
       <w:pPr>
-        <w:pStyle w:val="ListNumber"/>
+        <w:pStyle w:val="ListBullet"/>
       </w:pPr>
       <w:r>
-        <w:rPr>
-          <w:b w:val="0"/>
-          <w:i w:val="0"/>
-        </w:rPr>
-        <w:t>Watch for the yellow button label.</w:t>
+        <w:t>The fixture automatically drives the button sequence by toggling its output lines and checking the ESP32 replies.</w:t>
       </w:r>
     </w:p>
     <w:p>
       <w:pPr>
-        <w:pStyle w:val="ListNumber"/>
+        <w:pStyle w:val="ListBullet"/>
       </w:pPr>
       <w:r>
-        <w:rPr>
-          <w:b w:val="0"/>
-          <w:i w:val="0"/>
-        </w:rPr>
-        <w:t>Press the indicated button.</w:t>
+        <w:t>The technician does not manually press the hardware button sequence during the normal automatic test.</w:t>
       </w:r>
     </w:p>
     <w:p>
       <w:pPr>
-        <w:pStyle w:val="ListNumber"/>
+        <w:pStyle w:val="ListBullet"/>
       </w:pPr>
       <w:r>
-        <w:rPr>
-          <w:b w:val="0"/>
-          <w:i w:val="0"/>
-        </w:rPr>
-        <w:t>Release the same button within the allowed time.</w:t>
+        <w:t>The technician only makes the final visual LED decision.</w:t>
       </w:r>
     </w:p>
     <w:p>
       <w:pPr>
-        <w:pStyle w:val="ListNumber"/>
+        <w:pStyle w:val="Heading2"/>
+        <w:spacing w:before="200" w:after="80"/>
       </w:pPr>
       <w:r>
-        <w:rPr>
-          <w:b w:val="0"/>
-          <w:i w:val="0"/>
-        </w:rPr>
-        <w:t>Repeat for all prompted buttons.</w:t>
+        <w:t>What You Do</w:t>
       </w:r>
     </w:p>
     <w:p>
       <w:pPr>
-        <w:pStyle w:val="ListNumber"/>
+        <w:ind w:left="0" w:hanging="230"/>
       </w:pPr>
       <w:r>
         <w:rPr>
-          <w:b w:val="0"/>
-          <w:i w:val="0"/>
+          <w:rFonts w:ascii="Aptos" w:hAnsi="Aptos"/>
+          <w:b/>
+          <w:color w:val="2B3E5D"/>
         </w:rPr>
-        <w:t>Observe the LED pattern when the visual check begins.</w:t>
+        <w:t xml:space="preserve">1. </w:t>
+      </w:r>
+      <w:r>
+        <w:t>Watch the button stage complete automatically.</w:t>
       </w:r>
     </w:p>
     <w:p>
       <w:pPr>
-        <w:pStyle w:val="ListNumber"/>
+        <w:ind w:left="0" w:hanging="230"/>
       </w:pPr>
       <w:r>
         <w:rPr>
-          <w:b w:val="0"/>
-          <w:i w:val="0"/>
+          <w:rFonts w:ascii="Aptos" w:hAnsi="Aptos"/>
+          <w:b/>
+          <w:color w:val="2B3E5D"/>
         </w:rPr>
+        <w:t xml:space="preserve">2. </w:t>
+      </w:r>
+      <w:r>
+        <w:t>When the LED review begins, look at the LED pattern on the fixture.</w:t>
+      </w:r>
+    </w:p>
+    <w:p>
+      <w:pPr>
+        <w:ind w:left="0" w:hanging="230"/>
+      </w:pPr>
+      <w:r>
+        <w:rPr>
+          <w:rFonts w:ascii="Aptos" w:hAnsi="Aptos"/>
+          <w:b/>
+          <w:color w:val="2B3E5D"/>
+        </w:rPr>
+        <w:t xml:space="preserve">3. </w:t>
+      </w:r>
+      <w:r>
         <w:t xml:space="preserve">Press </w:t>
       </w:r>
       <w:r>
         <w:rPr>
           <w:rFonts w:ascii="Consolas" w:hAnsi="Consolas"/>
-          <w:b w:val="0"/>
-          <w:i w:val="0"/>
-          <w:sz w:val="20"/>
+          <w:sz w:val="19"/>
+          <w:shd w:fill="F3F4F6"/>
         </w:rPr>
         <w:t>LED's GOOD</w:t>
       </w:r>
       <w:r>
-        <w:rPr>
-          <w:b w:val="0"/>
-          <w:i w:val="0"/>
-        </w:rPr>
         <w:t xml:space="preserve"> if the LED behavior is correct.</w:t>
       </w:r>
     </w:p>
     <w:p>
       <w:pPr>
-        <w:pStyle w:val="ListNumber"/>
+        <w:ind w:left="0" w:hanging="230"/>
       </w:pPr>
       <w:r>
         <w:rPr>
-          <w:b w:val="0"/>
-          <w:i w:val="0"/>
+          <w:rFonts w:ascii="Aptos" w:hAnsi="Aptos"/>
+          <w:b/>
+          <w:color w:val="2B3E5D"/>
         </w:rPr>
+        <w:t xml:space="preserve">4. </w:t>
+      </w:r>
+      <w:r>
         <w:t xml:space="preserve">Press </w:t>
       </w:r>
       <w:r>
         <w:rPr>
           <w:rFonts w:ascii="Consolas" w:hAnsi="Consolas"/>
-          <w:b w:val="0"/>
-          <w:i w:val="0"/>
-          <w:sz w:val="20"/>
+          <w:sz w:val="19"/>
+          <w:shd w:fill="F3F4F6"/>
         </w:rPr>
         <w:t>LED's BAD</w:t>
       </w:r>
       <w:r>
-        <w:rPr>
-          <w:b w:val="0"/>
-          <w:i w:val="0"/>
-        </w:rPr>
-        <w:t xml:space="preserve"> if the LED behavior is not correct.</w:t>
+        <w:t xml:space="preserve"> if the LED behavior is incorrect.</w:t>
       </w:r>
     </w:p>
     <w:p>
       <w:pPr>
-        <w:pStyle w:val="Heading3"/>
+        <w:pStyle w:val="Heading2"/>
+        <w:spacing w:before="200" w:after="80"/>
       </w:pPr>
       <w:r>
-        <w:rPr>
-          <w:b w:val="0"/>
-          <w:i w:val="0"/>
-        </w:rPr>
         <w:t>Result</w:t>
       </w:r>
     </w:p>
@@ -1453,124 +1375,89 @@
       </w:pPr>
       <w:r>
         <w:rPr>
-          <w:b w:val="0"/>
-          <w:i w:val="0"/>
+          <w:rFonts w:ascii="Consolas" w:hAnsi="Consolas"/>
+          <w:sz w:val="19"/>
+          <w:shd w:fill="F3F4F6"/>
         </w:rPr>
-        <w:t xml:space="preserve">If all button checks pass and </w:t>
+        <w:t>LED's GOOD</w:t>
+      </w:r>
+      <w:r>
+        <w:t xml:space="preserve">: fixture advances to </w:t>
       </w:r>
       <w:r>
         <w:rPr>
           <w:rFonts w:ascii="Consolas" w:hAnsi="Consolas"/>
-          <w:b w:val="0"/>
-          <w:i w:val="0"/>
-          <w:sz w:val="20"/>
+          <w:sz w:val="19"/>
+          <w:shd w:fill="F3F4F6"/>
         </w:rPr>
-        <w:t>LED's GOOD</w:t>
+        <w:t>Test_Complete_Screen</w:t>
+      </w:r>
+    </w:p>
+    <w:p>
+      <w:pPr>
+        <w:pStyle w:val="ListBullet"/>
+      </w:pPr>
+      <w:r>
+        <w:rPr>
+          <w:rFonts w:ascii="Consolas" w:hAnsi="Consolas"/>
+          <w:sz w:val="19"/>
+          <w:shd w:fill="F3F4F6"/>
+        </w:rPr>
+        <w:t>LED's BAD</w:t>
       </w:r>
       <w:r>
-        <w:rPr>
-          <w:b w:val="0"/>
-          <w:i w:val="0"/>
-        </w:rPr>
-        <w:t xml:space="preserve"> is selected, the fixture moves to </w:t>
+        <w:t xml:space="preserve">: fixture transitions to </w:t>
       </w:r>
       <w:r>
         <w:rPr>
           <w:rFonts w:ascii="Consolas" w:hAnsi="Consolas"/>
-          <w:b w:val="0"/>
-          <w:i w:val="0"/>
-          <w:sz w:val="20"/>
-        </w:rPr>
-        <w:t>Test_Complete_Screen</w:t>
-      </w:r>
-      <w:r>
-        <w:rPr>
-          <w:b w:val="0"/>
-          <w:i w:val="0"/>
-        </w:rPr>
-        <w:t>.</w:t>
-      </w:r>
-    </w:p>
-    <w:p>
-      <w:pPr>
-        <w:pStyle w:val="ListBullet"/>
-      </w:pPr>
-      <w:r>
-        <w:rPr>
-          <w:b w:val="0"/>
-          <w:i w:val="0"/>
-        </w:rPr>
-        <w:t xml:space="preserve">If there is a timeout, invalid reply, no reply, or operator rejection, the fixture moves to </w:t>
-      </w:r>
-      <w:r>
-        <w:rPr>
-          <w:rFonts w:ascii="Consolas" w:hAnsi="Consolas"/>
-          <w:b w:val="0"/>
-          <w:i w:val="0"/>
-          <w:sz w:val="20"/>
-        </w:rPr>
-        <w:t>Fault_Screen</w:t>
-      </w:r>
-      <w:r>
-        <w:rPr>
-          <w:b w:val="0"/>
-          <w:i w:val="0"/>
-        </w:rPr>
-        <w:t>.</w:t>
-      </w:r>
-    </w:p>
-    <w:p>
-      <w:pPr>
-        <w:pStyle w:val="Heading2"/>
-      </w:pPr>
-      <w:r>
-        <w:rPr>
-          <w:b w:val="0"/>
-          <w:i w:val="0"/>
+          <w:sz w:val="19"/>
+          <w:shd w:fill="F3F4F6"/>
         </w:rPr>
         <w:t>Fault_Screen</w:t>
       </w:r>
     </w:p>
     <w:p>
       <w:pPr>
-        <w:pStyle w:val="Heading3"/>
+        <w:pStyle w:val="Heading1"/>
+        <w:spacing w:before="240" w:after="120"/>
       </w:pPr>
       <w:r>
-        <w:rPr>
-          <w:b w:val="0"/>
-          <w:i w:val="0"/>
-        </w:rPr>
+        <w:t>Fault_Screen</w:t>
+      </w:r>
+    </w:p>
+    <w:p>
+      <w:pPr>
+        <w:pStyle w:val="Heading2"/>
+        <w:spacing w:before="200" w:after="80"/>
+      </w:pPr>
+      <w:r>
         <w:t>Purpose</w:t>
       </w:r>
     </w:p>
     <w:p>
+      <w:pPr>
+        <w:spacing w:before="0" w:after="120" w:line="240" w:lineRule="auto"/>
+      </w:pPr>
       <w:r>
-        <w:rPr>
-          <w:b w:val="0"/>
-          <w:i w:val="0"/>
-        </w:rPr>
-        <w:t>This is the terminal fail screen for the active run.</w:t>
+        <w:t>Final fail screen for the current run.</w:t>
       </w:r>
     </w:p>
     <w:p>
       <w:pPr>
-        <w:pStyle w:val="Heading3"/>
+        <w:pStyle w:val="Heading2"/>
+        <w:spacing w:before="200" w:after="80"/>
       </w:pPr>
       <w:r>
-        <w:rPr>
-          <w:b w:val="0"/>
-          <w:i w:val="0"/>
-        </w:rPr>
-        <w:t>What The Operator Sees</w:t>
+        <w:t>What You See</w:t>
       </w:r>
     </w:p>
     <w:p>
+      <w:pPr>
+        <w:pStyle w:val="ListBullet"/>
+      </w:pPr>
       <w:r>
-        <w:rPr>
-          <w:b w:val="0"/>
-          <w:i w:val="0"/>
-        </w:rPr>
-        <w:t>The screen shows:</w:t>
+        <w:t>Hex error code</w:t>
       </w:r>
     </w:p>
     <w:p>
@@ -1578,11 +1465,7 @@
         <w:pStyle w:val="ListBullet"/>
       </w:pPr>
       <w:r>
-        <w:rPr>
-          <w:b w:val="0"/>
-          <w:i w:val="0"/>
-        </w:rPr>
-        <w:t>the hex error code</w:t>
+        <w:t>Failed test or step name</w:t>
       </w:r>
     </w:p>
     <w:p>
@@ -1590,11 +1473,7 @@
         <w:pStyle w:val="ListBullet"/>
       </w:pPr>
       <w:r>
-        <w:rPr>
-          <w:b w:val="0"/>
-          <w:i w:val="0"/>
-        </w:rPr>
-        <w:t>the failed test or step name</w:t>
+        <w:t>Expected value or condition</w:t>
       </w:r>
     </w:p>
     <w:p>
@@ -1602,269 +1481,896 @@
         <w:pStyle w:val="ListBullet"/>
       </w:pPr>
       <w:r>
-        <w:rPr>
-          <w:b w:val="0"/>
-          <w:i w:val="0"/>
-        </w:rPr>
-        <w:t>the expected value or condition</w:t>
+        <w:t>Actual value or condition</w:t>
       </w:r>
     </w:p>
     <w:p>
       <w:pPr>
-        <w:pStyle w:val="ListBullet"/>
+        <w:pStyle w:val="Heading2"/>
+        <w:spacing w:before="200" w:after="80"/>
       </w:pPr>
       <w:r>
-        <w:rPr>
-          <w:b w:val="0"/>
-          <w:i w:val="0"/>
-        </w:rPr>
-        <w:t>the actual value or condition</w:t>
+        <w:t>What You Do</w:t>
       </w:r>
     </w:p>
     <w:p>
       <w:pPr>
-        <w:pStyle w:val="Heading3"/>
+        <w:ind w:left="0" w:hanging="230"/>
       </w:pPr>
       <w:r>
         <w:rPr>
-          <w:b w:val="0"/>
-          <w:i w:val="0"/>
+          <w:rFonts w:ascii="Aptos" w:hAnsi="Aptos"/>
+          <w:b/>
+          <w:color w:val="2B3E5D"/>
         </w:rPr>
-        <w:t>What The Operator Does</w:t>
+        <w:t xml:space="preserve">1. </w:t>
+      </w:r>
+      <w:r>
+        <w:t>Record the error information required by your process.</w:t>
       </w:r>
     </w:p>
     <w:p>
       <w:pPr>
-        <w:pStyle w:val="ListNumber"/>
+        <w:ind w:left="0" w:hanging="230"/>
       </w:pPr>
       <w:r>
         <w:rPr>
-          <w:b w:val="0"/>
-          <w:i w:val="0"/>
+          <w:rFonts w:ascii="Aptos" w:hAnsi="Aptos"/>
+          <w:b/>
+          <w:color w:val="2B3E5D"/>
         </w:rPr>
-        <w:t>Record the error code.</w:t>
+        <w:t xml:space="preserve">2. </w:t>
+      </w:r>
+      <w:r>
+        <w:t xml:space="preserve">Use </w:t>
+      </w:r>
+      <w:hyperlink r:id="rId16">
+        <w:r>
+          <w:rPr>
+            <w:color w:val="C8102E"/>
+            <w:u w:val="single"/>
+          </w:rPr>
+          <w:t>End-of-Line Error Code Reference</w:t>
+        </w:r>
+      </w:hyperlink>
+      <w:r>
+        <w:t xml:space="preserve"> and </w:t>
+      </w:r>
+      <w:hyperlink r:id="rId15">
+        <w:r>
+          <w:rPr>
+            <w:color w:val="C8102E"/>
+            <w:u w:val="single"/>
+          </w:rPr>
+          <w:t>EOL Test Fixture Troubleshooting Guide</w:t>
+        </w:r>
+      </w:hyperlink>
+      <w:r>
+        <w:t>.</w:t>
       </w:r>
     </w:p>
     <w:p>
       <w:pPr>
-        <w:pStyle w:val="ListNumber"/>
+        <w:ind w:left="0" w:hanging="230"/>
       </w:pPr>
       <w:r>
         <w:rPr>
-          <w:b w:val="0"/>
-          <w:i w:val="0"/>
+          <w:rFonts w:ascii="Aptos" w:hAnsi="Aptos"/>
+          <w:b/>
+          <w:color w:val="2B3E5D"/>
         </w:rPr>
-        <w:t>Record the failed step.</w:t>
+        <w:t xml:space="preserve">3. </w:t>
+      </w:r>
+      <w:r>
+        <w:t>Export the failed run.</w:t>
       </w:r>
     </w:p>
     <w:p>
       <w:pPr>
-        <w:pStyle w:val="ListNumber"/>
+        <w:pStyle w:val="Heading1"/>
+        <w:spacing w:before="240" w:after="120"/>
       </w:pPr>
       <w:r>
-        <w:rPr>
-          <w:b w:val="0"/>
-          <w:i w:val="0"/>
-        </w:rPr>
-        <w:t>Record the expected and actual values if required by local process.</w:t>
+        <w:t>Test_Complete_Screen</w:t>
       </w:r>
     </w:p>
     <w:p>
       <w:pPr>
-        <w:pStyle w:val="ListNumber"/>
+        <w:pStyle w:val="Heading2"/>
+        <w:spacing w:before="200" w:after="80"/>
+      </w:pPr>
+      <w:r>
+        <w:t>Purpose</w:t>
+      </w:r>
+    </w:p>
+    <w:p>
+      <w:pPr>
+        <w:spacing w:before="0" w:after="120" w:line="240" w:lineRule="auto"/>
+      </w:pPr>
+      <w:r>
+        <w:t>Final pass screen for the current run.</w:t>
+      </w:r>
+    </w:p>
+    <w:p>
+      <w:pPr>
+        <w:pStyle w:val="Heading2"/>
+        <w:spacing w:before="200" w:after="80"/>
+      </w:pPr>
+      <w:r>
+        <w:t>What You Do</w:t>
+      </w:r>
+    </w:p>
+    <w:p>
+      <w:pPr>
+        <w:ind w:left="0" w:hanging="230"/>
       </w:pPr>
       <w:r>
         <w:rPr>
-          <w:b w:val="0"/>
-          <w:i w:val="0"/>
+          <w:rFonts w:ascii="Aptos" w:hAnsi="Aptos"/>
+          <w:b/>
+          <w:color w:val="2B3E5D"/>
         </w:rPr>
+        <w:t xml:space="preserve">1. </w:t>
+      </w:r>
+      <w:r>
+        <w:t>Record the board or unit as passed.</w:t>
+      </w:r>
+    </w:p>
+    <w:p>
+      <w:pPr>
+        <w:ind w:left="0" w:hanging="230"/>
+      </w:pPr>
+      <w:r>
+        <w:rPr>
+          <w:rFonts w:ascii="Aptos" w:hAnsi="Aptos"/>
+          <w:b/>
+          <w:color w:val="2B3E5D"/>
+        </w:rPr>
+        <w:t xml:space="preserve">2. </w:t>
+      </w:r>
+      <w:r>
+        <w:t>Export the run, or confirm that One Click exported it automatically.</w:t>
+      </w:r>
+    </w:p>
+    <w:p>
+      <w:pPr>
+        <w:pStyle w:val="Heading1"/>
+        <w:spacing w:before="240" w:after="120"/>
+      </w:pPr>
+      <w:r>
+        <w:t>Test_GPIO_Screen</w:t>
+      </w:r>
+    </w:p>
+    <w:p>
+      <w:pPr>
+        <w:pStyle w:val="Heading2"/>
+        <w:spacing w:before="200" w:after="80"/>
+      </w:pPr>
+      <w:r>
+        <w:t>Purpose</w:t>
+      </w:r>
+    </w:p>
+    <w:p>
+      <w:pPr>
+        <w:spacing w:before="0" w:after="120" w:line="240" w:lineRule="auto"/>
+      </w:pPr>
+      <w:r>
+        <w:t xml:space="preserve">Manual service and debug screen reached from </w:t>
+      </w:r>
+      <w:r>
+        <w:rPr>
+          <w:rFonts w:ascii="Consolas" w:hAnsi="Consolas"/>
+          <w:sz w:val="19"/>
+          <w:shd w:fill="F3F4F6"/>
+        </w:rPr>
+        <w:t>Begin MANUAL</w:t>
+      </w:r>
+      <w:r>
+        <w:t>.</w:t>
+      </w:r>
+    </w:p>
+    <w:p>
+      <w:pPr>
+        <w:pStyle w:val="Heading2"/>
+        <w:spacing w:before="200" w:after="80"/>
+      </w:pPr>
+      <w:r>
+        <w:t>What You Can Control</w:t>
+      </w:r>
+    </w:p>
+    <w:p>
+      <w:pPr>
+        <w:pStyle w:val="ListBullet"/>
+      </w:pPr>
+      <w:r>
+        <w:t>DI1 through DI12 outputs</w:t>
+      </w:r>
+    </w:p>
+    <w:p>
+      <w:pPr>
+        <w:pStyle w:val="ListBullet"/>
+      </w:pPr>
+      <w:r>
+        <w:t>AUX0 through AUX3 button outputs</w:t>
+      </w:r>
+    </w:p>
+    <w:p>
+      <w:pPr>
+        <w:pStyle w:val="ListBullet"/>
+      </w:pPr>
+      <w:r>
+        <w:t>USR, MCU, and FAULT control outputs</w:t>
+      </w:r>
+    </w:p>
+    <w:p>
+      <w:pPr>
+        <w:pStyle w:val="ListBullet"/>
+      </w:pPr>
+      <w:r>
+        <w:t>DACA0, DACA1, and DACEN</w:t>
+      </w:r>
+    </w:p>
+    <w:p>
+      <w:pPr>
+        <w:pStyle w:val="ListBullet"/>
+      </w:pPr>
+      <w:r>
+        <w:t>DAC output slider</w:t>
+      </w:r>
+    </w:p>
+    <w:p>
+      <w:pPr>
+        <w:pStyle w:val="Heading2"/>
+        <w:spacing w:before="200" w:after="80"/>
+      </w:pPr>
+      <w:r>
+        <w:t>What You Can Read</w:t>
+      </w:r>
+    </w:p>
+    <w:p>
+      <w:pPr>
+        <w:pStyle w:val="ListBullet"/>
+      </w:pPr>
+      <w:r>
+        <w:t>K1NO, K1NC, K2NO, K2NC, DO1, and DO2 input readback</w:t>
+      </w:r>
+    </w:p>
+    <w:p>
+      <w:pPr>
+        <w:pStyle w:val="Heading2"/>
+        <w:spacing w:before="200" w:after="80"/>
+      </w:pPr>
+      <w:r>
+        <w:t>What You Do</w:t>
+      </w:r>
+    </w:p>
+    <w:p>
+      <w:pPr>
+        <w:pStyle w:val="ListBullet"/>
+      </w:pPr>
+      <w:r>
+        <w:t>Use only for maintenance, debug, or engineering-directed verification.</w:t>
+      </w:r>
+    </w:p>
+    <w:p>
+      <w:pPr>
+        <w:pStyle w:val="Heading1"/>
+        <w:spacing w:before="240" w:after="120"/>
+      </w:pPr>
+      <w:r>
+        <w:t>Desktop App Screens</w:t>
+      </w:r>
+    </w:p>
+    <w:p>
+      <w:pPr>
+        <w:pStyle w:val="Heading1"/>
+        <w:spacing w:before="240" w:after="120"/>
+      </w:pPr>
+      <w:r>
+        <w:t>File Explorer</w:t>
+      </w:r>
+    </w:p>
+    <w:p>
+      <w:pPr>
+        <w:pStyle w:val="Heading2"/>
+        <w:spacing w:before="200" w:after="80"/>
+      </w:pPr>
+      <w:r>
+        <w:t>Purpose</w:t>
+      </w:r>
+    </w:p>
+    <w:p>
+      <w:pPr>
+        <w:spacing w:before="0" w:after="120" w:line="240" w:lineRule="auto"/>
+      </w:pPr>
+      <w:r>
+        <w:t>Shows exported CSV files and lets the technician manage the export folder.</w:t>
+      </w:r>
+    </w:p>
+    <w:p>
+      <w:pPr>
+        <w:pStyle w:val="Heading2"/>
+        <w:spacing w:before="200" w:after="80"/>
+      </w:pPr>
+      <w:r>
+        <w:t>What You See</w:t>
+      </w:r>
+    </w:p>
+    <w:p>
+      <w:pPr>
+        <w:pStyle w:val="ListBullet"/>
+      </w:pPr>
+      <w:r>
+        <w:t>File list of exported CSVs</w:t>
+      </w:r>
+    </w:p>
+    <w:p>
+      <w:pPr>
+        <w:pStyle w:val="ListBullet"/>
+      </w:pPr>
+      <w:r>
+        <w:t>Search box</w:t>
+      </w:r>
+    </w:p>
+    <w:p>
+      <w:pPr>
+        <w:pStyle w:val="ListBullet"/>
+      </w:pPr>
+      <w:r>
+        <w:t>Outcome filter</w:t>
+      </w:r>
+    </w:p>
+    <w:p>
+      <w:pPr>
+        <w:pStyle w:val="ListBullet"/>
+      </w:pPr>
+      <w:r>
+        <w:t>Buttons to refresh, open the folder, change the folder, or reset to default</w:t>
+      </w:r>
+    </w:p>
+    <w:p>
+      <w:pPr>
+        <w:pStyle w:val="Heading2"/>
+        <w:spacing w:before="200" w:after="80"/>
+      </w:pPr>
+      <w:r>
+        <w:t>What You Do</w:t>
+      </w:r>
+    </w:p>
+    <w:p>
+      <w:pPr>
+        <w:pStyle w:val="ListBullet"/>
+      </w:pPr>
+      <w:r>
+        <w:t>Confirm the expected CSV exists after export.</w:t>
+      </w:r>
+    </w:p>
+    <w:p>
+      <w:pPr>
+        <w:pStyle w:val="ListBullet"/>
+      </w:pPr>
+      <w:r>
+        <w:t>Open or sort historical exports as needed.</w:t>
+      </w:r>
+    </w:p>
+    <w:p>
+      <w:pPr>
+        <w:pStyle w:val="Heading1"/>
+        <w:spacing w:before="240" w:after="120"/>
+      </w:pPr>
+      <w:r>
+        <w:t>Device Tools</w:t>
+      </w:r>
+    </w:p>
+    <w:p>
+      <w:pPr>
+        <w:pStyle w:val="Heading2"/>
+        <w:spacing w:before="200" w:after="80"/>
+      </w:pPr>
+      <w:r>
+        <w:t>Purpose</w:t>
+      </w:r>
+    </w:p>
+    <w:p>
+      <w:pPr>
+        <w:spacing w:before="0" w:after="120" w:line="240" w:lineRule="auto"/>
+      </w:pPr>
+      <w:r>
+        <w:t>Provides the manual PC-side operations.</w:t>
+      </w:r>
+    </w:p>
+    <w:p>
+      <w:pPr>
+        <w:pStyle w:val="Heading2"/>
+        <w:spacing w:before="200" w:after="80"/>
+      </w:pPr>
+      <w:r>
+        <w:t>What You See</w:t>
+      </w:r>
+    </w:p>
+    <w:p>
+      <w:pPr>
+        <w:pStyle w:val="ListBullet"/>
+      </w:pPr>
+      <w:r>
+        <w:t>Connection Readiness card</w:t>
+      </w:r>
+    </w:p>
+    <w:p>
+      <w:pPr>
+        <w:pStyle w:val="ListBullet"/>
+      </w:pPr>
+      <w:r>
+        <w:t>Last Successful Operation card</w:t>
+      </w:r>
+    </w:p>
+    <w:p>
+      <w:pPr>
+        <w:pStyle w:val="ListBullet"/>
+      </w:pPr>
+      <w:r>
+        <w:rPr>
+          <w:rFonts w:ascii="Consolas" w:hAnsi="Consolas"/>
+          <w:sz w:val="19"/>
+          <w:shd w:fill="F3F4F6"/>
+        </w:rPr>
+        <w:t>Extract Data from Test Fixture</w:t>
+      </w:r>
+    </w:p>
+    <w:p>
+      <w:pPr>
+        <w:pStyle w:val="ListBullet"/>
+      </w:pPr>
+      <w:r>
+        <w:rPr>
+          <w:rFonts w:ascii="Consolas" w:hAnsi="Consolas"/>
+          <w:sz w:val="19"/>
+          <w:shd w:fill="F3F4F6"/>
+        </w:rPr>
+        <w:t>Upload Test Firmware</w:t>
+      </w:r>
+    </w:p>
+    <w:p>
+      <w:pPr>
+        <w:pStyle w:val="ListBullet"/>
+      </w:pPr>
+      <w:r>
+        <w:rPr>
+          <w:rFonts w:ascii="Consolas" w:hAnsi="Consolas"/>
+          <w:sz w:val="19"/>
+          <w:shd w:fill="F3F4F6"/>
+        </w:rPr>
+        <w:t>Upload Production Firmware</w:t>
+      </w:r>
+    </w:p>
+    <w:p>
+      <w:pPr>
+        <w:pStyle w:val="Heading2"/>
+        <w:spacing w:before="200" w:after="80"/>
+      </w:pPr>
+      <w:r>
+        <w:t>What You Do</w:t>
+      </w:r>
+    </w:p>
+    <w:p>
+      <w:pPr>
+        <w:pStyle w:val="ListBullet"/>
+      </w:pPr>
+      <w:r>
         <w:t xml:space="preserve">Use </w:t>
       </w:r>
       <w:r>
         <w:rPr>
-          <w:b w:val="0"/>
-          <w:i w:val="0"/>
-          <w:color w:val="0563C1"/>
-          <w:u w:val="single"/>
+          <w:rFonts w:ascii="Consolas" w:hAnsi="Consolas"/>
+          <w:sz w:val="19"/>
+          <w:shd w:fill="F3F4F6"/>
         </w:rPr>
-        <w:t>Troubleshooting Guide</w:t>
+        <w:t>Extract Data from Test Fixture</w:t>
+      </w:r>
+      <w:r>
+        <w:t xml:space="preserve"> after a normal touchscreen run to save the latest pass or fail report as a CSV.</w:t>
+      </w:r>
+    </w:p>
+    <w:p>
+      <w:pPr>
+        <w:pStyle w:val="ListBullet"/>
+      </w:pPr>
+      <w:r>
+        <w:t xml:space="preserve">Use </w:t>
       </w:r>
       <w:r>
         <w:rPr>
-          <w:b w:val="0"/>
-          <w:i w:val="0"/>
+          <w:rFonts w:ascii="Consolas" w:hAnsi="Consolas"/>
+          <w:sz w:val="19"/>
+          <w:shd w:fill="F3F4F6"/>
         </w:rPr>
-        <w:t xml:space="preserve"> and </w:t>
+        <w:t>Upload Test Firmware</w:t>
+      </w:r>
+      <w:r>
+        <w:t xml:space="preserve"> to load the fixed Rite-Hite Connect test firmware to the module.</w:t>
+      </w:r>
+    </w:p>
+    <w:p>
+      <w:pPr>
+        <w:pStyle w:val="ListBullet"/>
+      </w:pPr>
+      <w:r>
+        <w:t xml:space="preserve">Do not expect </w:t>
       </w:r>
       <w:r>
         <w:rPr>
-          <w:b w:val="0"/>
-          <w:i w:val="0"/>
-          <w:color w:val="0563C1"/>
-          <w:u w:val="single"/>
+          <w:rFonts w:ascii="Consolas" w:hAnsi="Consolas"/>
+          <w:sz w:val="19"/>
+          <w:shd w:fill="F3F4F6"/>
         </w:rPr>
-        <w:t>Error Code Reference</w:t>
+        <w:t>Upload Production Firmware</w:t>
+      </w:r>
+      <w:r>
+        <w:t xml:space="preserve"> to work yet; it currently shows a </w:t>
       </w:r>
       <w:r>
         <w:rPr>
-          <w:b w:val="0"/>
-          <w:i w:val="0"/>
+          <w:rFonts w:ascii="Consolas" w:hAnsi="Consolas"/>
+          <w:sz w:val="19"/>
+          <w:shd w:fill="F3F4F6"/>
         </w:rPr>
+        <w:t>Coming Soon</w:t>
+      </w:r>
+      <w:r>
+        <w:t xml:space="preserve"> message.</w:t>
+      </w:r>
+    </w:p>
+    <w:p>
+      <w:pPr>
+        <w:pStyle w:val="Heading1"/>
+        <w:spacing w:before="240" w:after="120"/>
+      </w:pPr>
+      <w:r>
+        <w:t>One Click Test</w:t>
+      </w:r>
+    </w:p>
+    <w:p>
+      <w:pPr>
+        <w:pStyle w:val="Heading2"/>
+        <w:spacing w:before="200" w:after="80"/>
+      </w:pPr>
+      <w:r>
+        <w:t>Purpose</w:t>
+      </w:r>
+    </w:p>
+    <w:p>
+      <w:pPr>
+        <w:spacing w:before="0" w:after="120" w:line="240" w:lineRule="auto"/>
+      </w:pPr>
+      <w:r>
+        <w:t>Runs the full PC-assisted workflow in one action.</w:t>
+      </w:r>
+    </w:p>
+    <w:p>
+      <w:pPr>
+        <w:pStyle w:val="Heading2"/>
+        <w:spacing w:before="200" w:after="80"/>
+      </w:pPr>
+      <w:r>
+        <w:t>What You See</w:t>
+      </w:r>
+    </w:p>
+    <w:p>
+      <w:pPr>
+        <w:pStyle w:val="ListBullet"/>
+      </w:pPr>
+      <w:r>
+        <w:t>A connection-readiness card for the fixture and programmer</w:t>
+      </w:r>
+    </w:p>
+    <w:p>
+      <w:pPr>
+        <w:pStyle w:val="ListBullet"/>
+      </w:pPr>
+      <w:r>
+        <w:t xml:space="preserve">A large </w:t>
+      </w:r>
+      <w:r>
+        <w:rPr>
+          <w:rFonts w:ascii="Consolas" w:hAnsi="Consolas"/>
+          <w:sz w:val="19"/>
+          <w:shd w:fill="F3F4F6"/>
+        </w:rPr>
+        <w:t>Start One Click Test</w:t>
+      </w:r>
+      <w:r>
+        <w:t xml:space="preserve"> button</w:t>
+      </w:r>
+    </w:p>
+    <w:p>
+      <w:pPr>
+        <w:pStyle w:val="ListBullet"/>
+      </w:pPr>
+      <w:r>
+        <w:t>A live progress rail:</w:t>
+        <w:br/>
+        <w:t xml:space="preserve">  1. Upload Firmware</w:t>
+        <w:br/>
+        <w:t xml:space="preserve">  2. Comms</w:t>
+        <w:br/>
+        <w:t xml:space="preserve">  3. Digital Inputs</w:t>
+        <w:br/>
+        <w:t xml:space="preserve">  4. Analog Inputs</w:t>
+        <w:br/>
+        <w:t xml:space="preserve">  5. Digital Outputs</w:t>
+        <w:br/>
+        <w:t xml:space="preserve">  6. Relay Outputs</w:t>
+        <w:br/>
+        <w:t xml:space="preserve">  7. Buttons</w:t>
+        <w:br/>
+        <w:t xml:space="preserve">  8. LEDs</w:t>
+        <w:br/>
+        <w:t xml:space="preserve">  9. Extract Data</w:t>
+      </w:r>
+    </w:p>
+    <w:p>
+      <w:pPr>
+        <w:pStyle w:val="Heading2"/>
+        <w:spacing w:before="200" w:after="80"/>
+      </w:pPr>
+      <w:r>
+        <w:t>What You Do</w:t>
+      </w:r>
+    </w:p>
+    <w:p>
+      <w:pPr>
+        <w:ind w:left="0" w:hanging="230"/>
+      </w:pPr>
+      <w:r>
+        <w:rPr>
+          <w:rFonts w:ascii="Aptos" w:hAnsi="Aptos"/>
+          <w:b/>
+          <w:color w:val="2B3E5D"/>
+        </w:rPr>
+        <w:t xml:space="preserve">1. </w:t>
+      </w:r>
+      <w:r>
+        <w:t>Confirm the fixture and programmer are detected.</w:t>
+      </w:r>
+    </w:p>
+    <w:p>
+      <w:pPr>
+        <w:ind w:left="0" w:hanging="230"/>
+      </w:pPr>
+      <w:r>
+        <w:rPr>
+          <w:rFonts w:ascii="Aptos" w:hAnsi="Aptos"/>
+          <w:b/>
+          <w:color w:val="2B3E5D"/>
+        </w:rPr>
+        <w:t xml:space="preserve">2. </w:t>
+      </w:r>
+      <w:r>
+        <w:t xml:space="preserve">Press </w:t>
+      </w:r>
+      <w:r>
+        <w:rPr>
+          <w:rFonts w:ascii="Consolas" w:hAnsi="Consolas"/>
+          <w:sz w:val="19"/>
+          <w:shd w:fill="F3F4F6"/>
+        </w:rPr>
+        <w:t>Start One Click Test</w:t>
+      </w:r>
+      <w:r>
         <w:t>.</w:t>
       </w:r>
     </w:p>
     <w:p>
       <w:pPr>
-        <w:pStyle w:val="ListNumber"/>
+        <w:ind w:left="0" w:hanging="230"/>
       </w:pPr>
       <w:r>
         <w:rPr>
-          <w:b w:val="0"/>
-          <w:i w:val="0"/>
+          <w:rFonts w:ascii="Aptos" w:hAnsi="Aptos"/>
+          <w:b/>
+          <w:color w:val="2B3E5D"/>
         </w:rPr>
-        <w:t>Export the failed run.</w:t>
+        <w:t xml:space="preserve">3. </w:t>
+      </w:r>
+      <w:r>
+        <w:t>Watch the Activity Log and progress rail.</w:t>
       </w:r>
     </w:p>
     <w:p>
       <w:pPr>
-        <w:pStyle w:val="Heading2"/>
+        <w:ind w:left="0" w:hanging="230"/>
       </w:pPr>
       <w:r>
         <w:rPr>
-          <w:b w:val="0"/>
-          <w:i w:val="0"/>
+          <w:rFonts w:ascii="Aptos" w:hAnsi="Aptos"/>
+          <w:b/>
+          <w:color w:val="2B3E5D"/>
         </w:rPr>
-        <w:t>Test_Complete_Screen</w:t>
+        <w:t xml:space="preserve">4. </w:t>
+      </w:r>
+      <w:r>
+        <w:t xml:space="preserve">When the app indicates technician action is required, go to the fixture and press </w:t>
+      </w:r>
+      <w:r>
+        <w:rPr>
+          <w:rFonts w:ascii="Consolas" w:hAnsi="Consolas"/>
+          <w:sz w:val="19"/>
+          <w:shd w:fill="F3F4F6"/>
+        </w:rPr>
+        <w:t>LED's GOOD</w:t>
+      </w:r>
+      <w:r>
+        <w:t xml:space="preserve"> or </w:t>
+      </w:r>
+      <w:r>
+        <w:rPr>
+          <w:rFonts w:ascii="Consolas" w:hAnsi="Consolas"/>
+          <w:sz w:val="19"/>
+          <w:shd w:fill="F3F4F6"/>
+        </w:rPr>
+        <w:t>LED's BAD</w:t>
+      </w:r>
+      <w:r>
+        <w:t>.</w:t>
       </w:r>
     </w:p>
     <w:p>
       <w:pPr>
-        <w:pStyle w:val="Heading3"/>
+        <w:ind w:left="0" w:hanging="230"/>
       </w:pPr>
       <w:r>
         <w:rPr>
-          <w:b w:val="0"/>
-          <w:i w:val="0"/>
+          <w:rFonts w:ascii="Aptos" w:hAnsi="Aptos"/>
+          <w:b/>
+          <w:color w:val="2B3E5D"/>
         </w:rPr>
+        <w:t xml:space="preserve">5. </w:t>
+      </w:r>
+      <w:r>
+        <w:t>Confirm the CSV is saved at the end.</w:t>
+      </w:r>
+    </w:p>
+    <w:p>
+      <w:pPr>
+        <w:pStyle w:val="Heading2"/>
+        <w:spacing w:before="200" w:after="80"/>
+      </w:pPr>
+      <w:r>
+        <w:t>How It Behaves</w:t>
+      </w:r>
+    </w:p>
+    <w:p>
+      <w:pPr>
+        <w:pStyle w:val="ListBullet"/>
+      </w:pPr>
+      <w:r>
+        <w:t>The progress rail follows the real STM32 fixture phase, not a fake timer.</w:t>
+      </w:r>
+    </w:p>
+    <w:p>
+      <w:pPr>
+        <w:pStyle w:val="ListBullet"/>
+      </w:pPr>
+      <w:r>
+        <w:t>The current phase is red.</w:t>
+      </w:r>
+    </w:p>
+    <w:p>
+      <w:pPr>
+        <w:pStyle w:val="ListBullet"/>
+      </w:pPr>
+      <w:r>
+        <w:t>The previous phase turns green when the next phase starts.</w:t>
+      </w:r>
+    </w:p>
+    <w:p>
+      <w:pPr>
+        <w:pStyle w:val="ListBullet"/>
+      </w:pPr>
+      <w:r>
+        <w:t>Manual extract and manual test-firmware upload are locked while One Click is running.</w:t>
+      </w:r>
+    </w:p>
+    <w:p>
+      <w:pPr>
+        <w:pStyle w:val="Heading1"/>
+        <w:spacing w:before="240" w:after="120"/>
+      </w:pPr>
+      <w:r>
+        <w:t>Activity Log</w:t>
+      </w:r>
+    </w:p>
+    <w:p>
+      <w:pPr>
+        <w:pStyle w:val="Heading2"/>
+        <w:spacing w:before="200" w:after="80"/>
+      </w:pPr>
+      <w:r>
         <w:t>Purpose</w:t>
       </w:r>
     </w:p>
     <w:p>
+      <w:pPr>
+        <w:spacing w:before="0" w:after="120" w:line="240" w:lineRule="auto"/>
+      </w:pPr>
       <w:r>
-        <w:rPr>
-          <w:b w:val="0"/>
-          <w:i w:val="0"/>
-        </w:rPr>
-        <w:t>This is the terminal pass screen for the active run.</w:t>
+        <w:t>Shows the detailed live log for uploads, One Click progress, prompts, and exports.</w:t>
       </w:r>
     </w:p>
     <w:p>
       <w:pPr>
-        <w:pStyle w:val="Heading3"/>
+        <w:pStyle w:val="Heading2"/>
+        <w:spacing w:before="200" w:after="80"/>
       </w:pPr>
       <w:r>
-        <w:rPr>
-          <w:b w:val="0"/>
-          <w:i w:val="0"/>
-        </w:rPr>
-        <w:t>What The Operator Does</w:t>
+        <w:t>What You Use It For</w:t>
       </w:r>
     </w:p>
     <w:p>
       <w:pPr>
-        <w:pStyle w:val="ListNumber"/>
+        <w:pStyle w:val="ListBullet"/>
       </w:pPr>
       <w:r>
-        <w:rPr>
-          <w:b w:val="0"/>
-          <w:i w:val="0"/>
-        </w:rPr>
-        <w:t>Record the unit as passed.</w:t>
+        <w:t>Confirm what step is active</w:t>
       </w:r>
     </w:p>
     <w:p>
       <w:pPr>
-        <w:pStyle w:val="ListNumber"/>
+        <w:pStyle w:val="ListBullet"/>
       </w:pPr>
       <w:r>
-        <w:rPr>
-          <w:b w:val="0"/>
-          <w:i w:val="0"/>
-        </w:rPr>
-        <w:t>Export the completed run.</w:t>
+        <w:t>See upload progress</w:t>
       </w:r>
     </w:p>
     <w:p>
       <w:pPr>
-        <w:pStyle w:val="ListNumber"/>
+        <w:pStyle w:val="ListBullet"/>
       </w:pPr>
       <w:r>
-        <w:rPr>
-          <w:b w:val="0"/>
-          <w:i w:val="0"/>
-        </w:rPr>
-        <w:t>Confirm the CSV file was created.</w:t>
+        <w:t>See export completion</w:t>
       </w:r>
     </w:p>
     <w:p>
       <w:pPr>
-        <w:pStyle w:val="Heading2"/>
+        <w:pStyle w:val="ListBullet"/>
       </w:pPr>
       <w:r>
-        <w:rPr>
-          <w:b w:val="0"/>
-          <w:i w:val="0"/>
-        </w:rPr>
-        <w:t>Test_GPIO_Screen</w:t>
+        <w:t>See One Click prompts such as the LED visual confirmation request</w:t>
       </w:r>
     </w:p>
     <w:p>
       <w:pPr>
-        <w:pStyle w:val="Heading3"/>
+        <w:pStyle w:val="Heading1"/>
+        <w:spacing w:before="240" w:after="120"/>
       </w:pPr>
       <w:r>
-        <w:rPr>
-          <w:b w:val="0"/>
-          <w:i w:val="0"/>
-        </w:rPr>
+        <w:t>Settings</w:t>
+      </w:r>
+    </w:p>
+    <w:p>
+      <w:pPr>
+        <w:pStyle w:val="Heading2"/>
+        <w:spacing w:before="200" w:after="80"/>
+      </w:pPr>
+      <w:r>
         <w:t>Purpose</w:t>
       </w:r>
     </w:p>
     <w:p>
+      <w:pPr>
+        <w:spacing w:before="0" w:after="120" w:line="240" w:lineRule="auto"/>
+      </w:pPr>
       <w:r>
-        <w:rPr>
-          <w:b w:val="0"/>
-          <w:i w:val="0"/>
-        </w:rPr>
-        <w:t xml:space="preserve">This is the manual or service screen reached from </w:t>
-      </w:r>
-      <w:r>
-        <w:rPr>
-          <w:rFonts w:ascii="Consolas" w:hAnsi="Consolas"/>
-          <w:b w:val="0"/>
-          <w:i w:val="0"/>
-          <w:sz w:val="20"/>
-        </w:rPr>
-        <w:t>Begin MANUAL</w:t>
-      </w:r>
-      <w:r>
-        <w:rPr>
-          <w:b w:val="0"/>
-          <w:i w:val="0"/>
-        </w:rPr>
-        <w:t>.</w:t>
+        <w:t>Stores local app preferences.</w:t>
       </w:r>
     </w:p>
     <w:p>
       <w:pPr>
-        <w:pStyle w:val="Heading3"/>
+        <w:pStyle w:val="Heading2"/>
+        <w:spacing w:before="200" w:after="80"/>
       </w:pPr>
       <w:r>
-        <w:rPr>
-          <w:b w:val="0"/>
-          <w:i w:val="0"/>
-        </w:rPr>
-        <w:t>Operator Guidance</w:t>
+        <w:t>Available Settings</w:t>
       </w:r>
     </w:p>
     <w:p>
@@ -1872,11 +2378,7 @@
         <w:pStyle w:val="ListBullet"/>
       </w:pPr>
       <w:r>
-        <w:rPr>
-          <w:b w:val="0"/>
-          <w:i w:val="0"/>
-        </w:rPr>
-        <w:t>This screen is not part of the normal automatic production flow.</w:t>
+        <w:t>Language</w:t>
       </w:r>
     </w:p>
     <w:p>
@@ -1884,11 +2386,7 @@
         <w:pStyle w:val="ListBullet"/>
       </w:pPr>
       <w:r>
-        <w:rPr>
-          <w:b w:val="0"/>
-          <w:i w:val="0"/>
-        </w:rPr>
-        <w:t>Use it only when instructed by engineering, maintenance, or a debug procedure.</w:t>
+        <w:t>Font size</w:t>
       </w:r>
     </w:p>
     <w:p>
@@ -1896,23 +2394,15 @@
         <w:pStyle w:val="ListBullet"/>
       </w:pPr>
       <w:r>
-        <w:rPr>
-          <w:b w:val="0"/>
-          <w:i w:val="0"/>
-        </w:rPr>
-        <w:t>Do not use it as a substitute for the automatic production test.</w:t>
+        <w:t>Confirm before extract</w:t>
       </w:r>
     </w:p>
     <w:p>
       <w:pPr>
-        <w:pStyle w:val="Heading2"/>
+        <w:pStyle w:val="ListBullet"/>
       </w:pPr>
       <w:r>
-        <w:rPr>
-          <w:b w:val="0"/>
-          <w:i w:val="0"/>
-        </w:rPr>
-        <w:t>Related Documents</w:t>
+        <w:t>Auto refresh on tab switch</w:t>
       </w:r>
     </w:p>
     <w:p>
@@ -1920,13 +2410,7 @@
         <w:pStyle w:val="ListBullet"/>
       </w:pPr>
       <w:r>
-        <w:rPr>
-          <w:b w:val="0"/>
-          <w:i w:val="0"/>
-          <w:color w:val="0563C1"/>
-          <w:u w:val="single"/>
-        </w:rPr>
-        <w:t>User Manual</w:t>
+        <w:t>Reduced motion</w:t>
       </w:r>
     </w:p>
     <w:p>
@@ -1934,13 +2418,7 @@
         <w:pStyle w:val="ListBullet"/>
       </w:pPr>
       <w:r>
-        <w:rPr>
-          <w:b w:val="0"/>
-          <w:i w:val="0"/>
-          <w:color w:val="0563C1"/>
-          <w:u w:val="single"/>
-        </w:rPr>
-        <w:t>Troubleshooting Guide</w:t>
+        <w:t>Dark mode setting</w:t>
       </w:r>
     </w:p>
     <w:p>
@@ -1948,51 +2426,113 @@
         <w:pStyle w:val="ListBullet"/>
       </w:pPr>
       <w:r>
-        <w:rPr>
-          <w:b w:val="0"/>
-          <w:i w:val="0"/>
-          <w:color w:val="0563C1"/>
-          <w:u w:val="single"/>
-        </w:rPr>
-        <w:t>Preflight Checklist</w:t>
+        <w:t>Custom exports folder path</w:t>
       </w:r>
     </w:p>
     <w:p>
       <w:pPr>
-        <w:pStyle w:val="ListBullet"/>
+        <w:pStyle w:val="Heading2"/>
+        <w:spacing w:before="200" w:after="80"/>
       </w:pPr>
       <w:r>
-        <w:rPr>
-          <w:b w:val="0"/>
-          <w:i w:val="0"/>
-          <w:color w:val="0563C1"/>
-          <w:u w:val="single"/>
-        </w:rPr>
-        <w:t>Error Code Reference</w:t>
+        <w:t>Language Support</w:t>
       </w:r>
     </w:p>
     <w:p>
       <w:pPr>
+        <w:spacing w:before="0" w:after="120" w:line="240" w:lineRule="auto"/>
+      </w:pPr>
+      <w:r>
+        <w:t>The app includes:</w:t>
+      </w:r>
+    </w:p>
+    <w:p>
+      <w:pPr>
         <w:pStyle w:val="ListBullet"/>
       </w:pPr>
       <w:r>
-        <w:rPr>
-          <w:b w:val="0"/>
-          <w:i w:val="0"/>
-          <w:color w:val="0563C1"/>
-          <w:u w:val="single"/>
-        </w:rPr>
-        <w:t>Test Procedure</w:t>
+        <w:t>English</w:t>
+      </w:r>
+    </w:p>
+    <w:p>
+      <w:pPr>
+        <w:pStyle w:val="ListBullet"/>
+      </w:pPr>
+      <w:r>
+        <w:t>Spanish</w:t>
+      </w:r>
+    </w:p>
+    <w:p>
+      <w:pPr>
+        <w:pStyle w:val="ListBullet"/>
+      </w:pPr>
+      <w:r>
+        <w:t>Hmong</w:t>
       </w:r>
     </w:p>
     <w:sectPr>
+      <w:headerReference w:type="default" r:id="rId11"/>
+      <w:footerReference w:type="default" r:id="rId12"/>
       <w:pgSz w:w="12240" w:h="15840"/>
-      <w:pgMar w:top="1080" w:right="1080" w:bottom="1080" w:left="1080" w:header="720" w:footer="720" w:gutter="0"/>
+      <w:pgMar w:top="1152" w:right="1224" w:bottom="1008" w:left="1224" w:header="504" w:footer="504" w:gutter="0"/>
       <w:cols w:space="720"/>
       <w:docGrid w:linePitch="360"/>
     </w:sectPr>
   </w:body>
 </w:document>
+</file>
+
+<file path=word/footer1.xml><?xml version="1.0" encoding="utf-8"?>
+<w:ftr xmlns:m="http://schemas.openxmlformats.org/officeDocument/2006/math" xmlns:mc="http://schemas.openxmlformats.org/markup-compatibility/2006" xmlns:mo="http://schemas.microsoft.com/office/mac/office/2008/main" xmlns:mv="urn:schemas-microsoft-com:mac:vml" xmlns:o="urn:schemas-microsoft-com:office:office" xmlns:r="http://schemas.openxmlformats.org/officeDocument/2006/relationships" xmlns:v="urn:schemas-microsoft-com:vml" xmlns:w10="urn:schemas-microsoft-com:office:word" xmlns:w14="http://schemas.microsoft.com/office/word/2010/wordml" xmlns:w="http://schemas.openxmlformats.org/wordprocessingml/2006/main" xmlns:wne="http://schemas.microsoft.com/office/word/2006/wordml" xmlns:wp14="http://schemas.microsoft.com/office/word/2010/wordprocessingDrawing" xmlns:wp="http://schemas.openxmlformats.org/drawingml/2006/wordprocessingDrawing" xmlns:wpc="http://schemas.microsoft.com/office/word/2010/wordprocessingCanvas" xmlns:wpg="http://schemas.microsoft.com/office/word/2010/wordprocessingGroup" xmlns:wpi="http://schemas.microsoft.com/office/word/2010/wordprocessingInk" xmlns:wps="http://schemas.microsoft.com/office/word/2010/wordprocessingShape" mc:Ignorable="w14 wp14">
+  <w:p>
+    <w:pPr>
+      <w:jc w:val="center"/>
+    </w:pPr>
+    <w:r>
+      <w:rPr>
+        <w:rFonts w:ascii="Aptos" w:hAnsi="Aptos"/>
+        <w:color w:val="58606C"/>
+        <w:sz w:val="17"/>
+      </w:rPr>
+      <w:t>EOL Test Fixture Screen Guide</w:t>
+    </w:r>
+  </w:p>
+</w:ftr>
+</file>
+
+<file path=word/footer2.xml><?xml version="1.0" encoding="utf-8"?>
+<w:ftr xmlns:m="http://schemas.openxmlformats.org/officeDocument/2006/math" xmlns:mc="http://schemas.openxmlformats.org/markup-compatibility/2006" xmlns:mo="http://schemas.microsoft.com/office/mac/office/2008/main" xmlns:mv="urn:schemas-microsoft-com:mac:vml" xmlns:o="urn:schemas-microsoft-com:office:office" xmlns:r="http://schemas.openxmlformats.org/officeDocument/2006/relationships" xmlns:v="urn:schemas-microsoft-com:vml" xmlns:w10="urn:schemas-microsoft-com:office:word" xmlns:w14="http://schemas.microsoft.com/office/word/2010/wordml" xmlns:w="http://schemas.openxmlformats.org/wordprocessingml/2006/main" xmlns:wne="http://schemas.microsoft.com/office/word/2006/wordml" xmlns:wp14="http://schemas.microsoft.com/office/word/2010/wordprocessingDrawing" xmlns:wp="http://schemas.openxmlformats.org/drawingml/2006/wordprocessingDrawing" xmlns:wpc="http://schemas.microsoft.com/office/word/2010/wordprocessingCanvas" xmlns:wpg="http://schemas.microsoft.com/office/word/2010/wordprocessingGroup" xmlns:wpi="http://schemas.microsoft.com/office/word/2010/wordprocessingInk" xmlns:wps="http://schemas.microsoft.com/office/word/2010/wordprocessingShape" mc:Ignorable="w14 wp14">
+  <w:p>
+    <w:pPr>
+      <w:pStyle w:val="Footer"/>
+    </w:pPr>
+  </w:p>
+</w:ftr>
+</file>
+
+<file path=word/header1.xml><?xml version="1.0" encoding="utf-8"?>
+<w:hdr xmlns:m="http://schemas.openxmlformats.org/officeDocument/2006/math" xmlns:mc="http://schemas.openxmlformats.org/markup-compatibility/2006" xmlns:mo="http://schemas.microsoft.com/office/mac/office/2008/main" xmlns:mv="urn:schemas-microsoft-com:mac:vml" xmlns:o="urn:schemas-microsoft-com:office:office" xmlns:r="http://schemas.openxmlformats.org/officeDocument/2006/relationships" xmlns:v="urn:schemas-microsoft-com:vml" xmlns:w10="urn:schemas-microsoft-com:office:word" xmlns:w14="http://schemas.microsoft.com/office/word/2010/wordml" xmlns:w="http://schemas.openxmlformats.org/wordprocessingml/2006/main" xmlns:wne="http://schemas.microsoft.com/office/word/2006/wordml" xmlns:wp14="http://schemas.microsoft.com/office/word/2010/wordprocessingDrawing" xmlns:wp="http://schemas.openxmlformats.org/drawingml/2006/wordprocessingDrawing" xmlns:wpc="http://schemas.microsoft.com/office/word/2010/wordprocessingCanvas" xmlns:wpg="http://schemas.microsoft.com/office/word/2010/wordprocessingGroup" xmlns:wpi="http://schemas.microsoft.com/office/word/2010/wordprocessingInk" xmlns:wps="http://schemas.microsoft.com/office/word/2010/wordprocessingShape" mc:Ignorable="w14 wp14">
+  <w:p>
+    <w:r>
+      <w:rPr>
+        <w:rFonts w:ascii="Aptos" w:hAnsi="Aptos"/>
+        <w:color w:val="58606C"/>
+        <w:sz w:val="17"/>
+      </w:rPr>
+      <w:t>Rite-Hite EOL Test Fixture | EOL Test Fixture Screen Guide</w:t>
+    </w:r>
+  </w:p>
+</w:hdr>
+</file>
+
+<file path=word/header2.xml><?xml version="1.0" encoding="utf-8"?>
+<w:hdr xmlns:m="http://schemas.openxmlformats.org/officeDocument/2006/math" xmlns:mc="http://schemas.openxmlformats.org/markup-compatibility/2006" xmlns:mo="http://schemas.microsoft.com/office/mac/office/2008/main" xmlns:mv="urn:schemas-microsoft-com:mac:vml" xmlns:o="urn:schemas-microsoft-com:office:office" xmlns:r="http://schemas.openxmlformats.org/officeDocument/2006/relationships" xmlns:v="urn:schemas-microsoft-com:vml" xmlns:w10="urn:schemas-microsoft-com:office:word" xmlns:w14="http://schemas.microsoft.com/office/word/2010/wordml" xmlns:w="http://schemas.openxmlformats.org/wordprocessingml/2006/main" xmlns:wne="http://schemas.microsoft.com/office/word/2006/wordml" xmlns:wp14="http://schemas.microsoft.com/office/word/2010/wordprocessingDrawing" xmlns:wp="http://schemas.openxmlformats.org/drawingml/2006/wordprocessingDrawing" xmlns:wpc="http://schemas.microsoft.com/office/word/2010/wordprocessingCanvas" xmlns:wpg="http://schemas.microsoft.com/office/word/2010/wordprocessingGroup" xmlns:wpi="http://schemas.microsoft.com/office/word/2010/wordprocessingInk" xmlns:wps="http://schemas.microsoft.com/office/word/2010/wordprocessingShape" mc:Ignorable="w14 wp14">
+  <w:p>
+    <w:pPr>
+      <w:pStyle w:val="Header"/>
+    </w:pPr>
+  </w:p>
+</w:hdr>
 </file>
 
 <file path=word/numbering.xml><?xml version="1.0" encoding="utf-8"?>
@@ -2359,7 +2899,8 @@
     <w:qFormat/>
     <w:rsid w:val="00FC693F"/>
     <w:rPr>
-      <w:rFonts w:ascii="Calibri" w:hAnsi="Calibri"/>
+      <w:rFonts w:ascii="Aptos" w:hAnsi="Aptos"/>
+      <w:color w:val="2B3E5D"/>
       <w:sz w:val="22"/>
     </w:rPr>
   </w:style>
@@ -2422,11 +2963,11 @@
       <w:outlineLvl w:val="0"/>
     </w:pPr>
     <w:rPr>
-      <w:rFonts w:asciiTheme="majorHAnsi" w:eastAsiaTheme="majorEastAsia" w:hAnsiTheme="majorHAnsi" w:cstheme="majorBidi" w:ascii="Calibri" w:hAnsi="Calibri"/>
+      <w:rFonts w:asciiTheme="majorHAnsi" w:eastAsiaTheme="majorEastAsia" w:hAnsiTheme="majorHAnsi" w:cstheme="majorBidi" w:ascii="Aptos" w:hAnsi="Aptos"/>
       <w:b/>
       <w:bCs/>
-      <w:color w:val="1F2937"/>
-      <w:sz w:val="36"/>
+      <w:color w:val="0F264A"/>
+      <w:sz w:val="32"/>
       <w:szCs w:val="28"/>
     </w:rPr>
   </w:style>
@@ -2446,11 +2987,11 @@
       <w:outlineLvl w:val="1"/>
     </w:pPr>
     <w:rPr>
-      <w:rFonts w:asciiTheme="majorHAnsi" w:eastAsiaTheme="majorEastAsia" w:hAnsiTheme="majorHAnsi" w:cstheme="majorBidi" w:ascii="Calibri" w:hAnsi="Calibri"/>
+      <w:rFonts w:asciiTheme="majorHAnsi" w:eastAsiaTheme="majorEastAsia" w:hAnsiTheme="majorHAnsi" w:cstheme="majorBidi" w:ascii="Aptos" w:hAnsi="Aptos"/>
       <w:b/>
       <w:bCs/>
-      <w:color w:val="374151"/>
-      <w:sz w:val="30"/>
+      <w:color w:val="C8102E"/>
+      <w:sz w:val="26"/>
       <w:szCs w:val="26"/>
     </w:rPr>
   </w:style>
@@ -2470,11 +3011,11 @@
       <w:outlineLvl w:val="2"/>
     </w:pPr>
     <w:rPr>
-      <w:rFonts w:asciiTheme="majorHAnsi" w:eastAsiaTheme="majorEastAsia" w:hAnsiTheme="majorHAnsi" w:cstheme="majorBidi" w:ascii="Calibri" w:hAnsi="Calibri"/>
+      <w:rFonts w:asciiTheme="majorHAnsi" w:eastAsiaTheme="majorEastAsia" w:hAnsiTheme="majorHAnsi" w:cstheme="majorBidi" w:ascii="Aptos" w:hAnsi="Aptos"/>
       <w:b/>
       <w:bCs/>
-      <w:color w:val="374151"/>
-      <w:sz w:val="26"/>
+      <w:color w:val="0F264A"/>
+      <w:sz w:val="22"/>
     </w:rPr>
   </w:style>
   <w:style w:type="paragraph" w:styleId="Heading4">
@@ -2712,8 +3253,9 @@
       <w:contextualSpacing/>
     </w:pPr>
     <w:rPr>
-      <w:rFonts w:asciiTheme="majorHAnsi" w:eastAsiaTheme="majorEastAsia" w:hAnsiTheme="majorHAnsi" w:cstheme="majorBidi" w:ascii="Calibri" w:hAnsi="Calibri"/>
-      <w:color w:val="1F2937"/>
+      <w:rFonts w:asciiTheme="majorHAnsi" w:eastAsiaTheme="majorEastAsia" w:hAnsiTheme="majorHAnsi" w:cstheme="majorBidi" w:ascii="Aptos" w:hAnsi="Aptos"/>
+      <w:b/>
+      <w:color w:val="0F264A"/>
       <w:spacing w:val="5"/>
       <w:kern w:val="28"/>
       <w:sz w:val="48"/>
@@ -2749,12 +3291,13 @@
       </w:numPr>
     </w:pPr>
     <w:rPr>
-      <w:rFonts w:asciiTheme="majorHAnsi" w:eastAsiaTheme="majorEastAsia" w:hAnsiTheme="majorHAnsi" w:cstheme="majorBidi"/>
+      <w:rFonts w:asciiTheme="majorHAnsi" w:eastAsiaTheme="majorEastAsia" w:hAnsiTheme="majorHAnsi" w:cstheme="majorBidi" w:ascii="Aptos" w:hAnsi="Aptos"/>
+      <w:b/>
       <w:i/>
       <w:iCs/>
-      <w:color w:val="4F81BD" w:themeColor="accent1"/>
+      <w:color w:val="58606C"/>
       <w:spacing w:val="15"/>
-      <w:sz w:val="24"/>
+      <w:sz w:val="22"/>
       <w:szCs w:val="24"/>
     </w:rPr>
   </w:style>
@@ -14045,6 +14588,15 @@
         <w:shd w:val="clear" w:color="auto" w:fill="FBCAA2" w:themeFill="accent6" w:themeFillTint="7F"/>
       </w:tcPr>
     </w:tblStylePr>
+  </w:style>
+  <w:style w:type="paragraph" w:customStyle="1" w:styleId="BodySmall">
+    <w:name w:val="Body Small"/>
+    <w:basedOn w:val="Normal"/>
+    <w:rPr>
+      <w:rFonts w:ascii="Aptos" w:hAnsi="Aptos"/>
+      <w:color w:val="58606C"/>
+      <w:sz w:val="19"/>
+    </w:rPr>
   </w:style>
 </w:styles>
 </file>

--- a/Docs/Word/screen_guide.docx
+++ b/Docs/Word/screen_guide.docx
@@ -6,7 +6,9 @@
       <w:pPr>
         <w:pStyle w:val="Title"/>
         <w:spacing w:before="0" w:after="160"/>
-        <w:jc w:val="center"/>
+        <w:jc w:val="left"/>
+        <w:keepNext/>
+        <w:keepLines/>
       </w:pPr>
       <w:r>
         <w:t>EOL Test Fixture Screen Guide</w:t>
@@ -15,7 +17,9 @@
     <w:p>
       <w:pPr>
         <w:pStyle w:val="Subtitle"/>
-        <w:jc w:val="center"/>
+        <w:jc w:val="left"/>
+        <w:keepNext/>
+        <w:keepLines/>
       </w:pPr>
       <w:r>
         <w:t>Rite-Hite EOL Test Fixture Documentation</w:t>
@@ -23,20 +27,11 @@
     </w:p>
     <w:p>
       <w:pPr>
-        <w:pStyle w:val="BodySmall"/>
-        <w:spacing w:before="0" w:after="360"/>
-        <w:jc w:val="center"/>
-      </w:pPr>
-      <w:r>
-        <w:t>Generated from current project markdown on April 16, 2026</w:t>
-      </w:r>
-    </w:p>
-    <w:p>
-      <w:pPr>
         <w:jc w:val="center"/>
         <w:pBdr>
           <w:bottom w:val="single" w:sz="12" w:space="1" w:color="C8102E"/>
         </w:pBdr>
+        <w:keepNext/>
       </w:pPr>
       <w:r>
         <w:rPr>
@@ -44,18 +39,6 @@
         </w:rPr>
         <w:t xml:space="preserve"> </w:t>
       </w:r>
-    </w:p>
-    <w:p>
-      <w:pPr>
-        <w:sectPr>
-          <w:headerReference w:type="default" r:id="rId9"/>
-          <w:footerReference w:type="default" r:id="rId10"/>
-          <w:pgSz w:w="12240" w:h="15840"/>
-          <w:pgMar w:top="1152" w:right="1224" w:bottom="1008" w:left="1224" w:header="504" w:footer="504" w:gutter="0"/>
-          <w:cols w:space="720"/>
-          <w:docGrid w:linePitch="360"/>
-        </w:sectPr>
-      </w:pPr>
     </w:p>
     <w:p>
       <w:pPr>
@@ -113,6 +96,7 @@
       <w:pPr>
         <w:pStyle w:val="Heading1"/>
         <w:spacing w:before="240" w:after="120"/>
+        <w:keepLines/>
       </w:pPr>
       <w:r>
         <w:t>Color Meaning</w:t>
@@ -122,6 +106,7 @@
       <w:pPr>
         <w:pStyle w:val="Heading2"/>
         <w:spacing w:before="200" w:after="80"/>
+        <w:keepLines/>
       </w:pPr>
       <w:r>
         <w:t>Fixture Touchscreen</w:t>
@@ -314,11 +299,14 @@
         </w:tc>
       </w:tr>
     </w:tbl>
-    <w:p/>
+    <w:p>
+      <w:pPr/>
+    </w:p>
     <w:p>
       <w:pPr>
         <w:pStyle w:val="Heading2"/>
         <w:spacing w:before="200" w:after="80"/>
+        <w:keepLines/>
       </w:pPr>
       <w:r>
         <w:t>Desktop App One Click Progress Rail</w:t>
@@ -479,11 +467,14 @@
         </w:tc>
       </w:tr>
     </w:tbl>
-    <w:p/>
+    <w:p>
+      <w:pPr/>
+    </w:p>
     <w:p>
       <w:pPr>
         <w:pStyle w:val="Heading1"/>
         <w:spacing w:before="240" w:after="120"/>
+        <w:keepLines/>
       </w:pPr>
       <w:r>
         <w:t>Fixture Touchscreen Screens</w:t>
@@ -493,6 +484,7 @@
       <w:pPr>
         <w:pStyle w:val="Heading1"/>
         <w:spacing w:before="240" w:after="120"/>
+        <w:keepLines/>
       </w:pPr>
       <w:r>
         <w:t>Start Screen</w:t>
@@ -502,6 +494,8 @@
       <w:pPr>
         <w:pStyle w:val="Heading2"/>
         <w:spacing w:before="200" w:after="80"/>
+        <w:keepNext/>
+        <w:keepLines/>
       </w:pPr>
       <w:r>
         <w:t>Purpose</w:t>
@@ -510,6 +504,7 @@
     <w:p>
       <w:pPr>
         <w:spacing w:before="0" w:after="120" w:line="240" w:lineRule="auto"/>
+        <w:keepLines/>
       </w:pPr>
       <w:r>
         <w:t>Entry point to the fixture.</w:t>
@@ -519,6 +514,8 @@
       <w:pPr>
         <w:pStyle w:val="Heading2"/>
         <w:spacing w:before="200" w:after="80"/>
+        <w:keepNext/>
+        <w:keepLines/>
       </w:pPr>
       <w:r>
         <w:t>What You See</w:t>
@@ -527,6 +524,8 @@
     <w:p>
       <w:pPr>
         <w:pStyle w:val="ListBullet"/>
+        <w:keepLines/>
+        <w:keepNext/>
       </w:pPr>
       <w:r>
         <w:rPr>
@@ -540,6 +539,7 @@
     <w:p>
       <w:pPr>
         <w:pStyle w:val="ListBullet"/>
+        <w:keepLines/>
       </w:pPr>
       <w:r>
         <w:rPr>
@@ -554,6 +554,8 @@
       <w:pPr>
         <w:pStyle w:val="Heading2"/>
         <w:spacing w:before="200" w:after="80"/>
+        <w:keepNext/>
+        <w:keepLines/>
       </w:pPr>
       <w:r>
         <w:t>What You Do</w:t>
@@ -562,6 +564,8 @@
     <w:p>
       <w:pPr>
         <w:pStyle w:val="ListBullet"/>
+        <w:keepLines/>
+        <w:keepNext/>
       </w:pPr>
       <w:r>
         <w:t xml:space="preserve">Press </w:t>
@@ -581,6 +585,7 @@
     <w:p>
       <w:pPr>
         <w:pStyle w:val="ListBullet"/>
+        <w:keepLines/>
       </w:pPr>
       <w:r>
         <w:t xml:space="preserve">Press </w:t>
@@ -601,6 +606,8 @@
       <w:pPr>
         <w:pStyle w:val="Heading2"/>
         <w:spacing w:before="200" w:after="80"/>
+        <w:keepNext/>
+        <w:keepLines/>
       </w:pPr>
       <w:r>
         <w:t>What Happens Next</w:t>
@@ -609,6 +616,8 @@
     <w:p>
       <w:pPr>
         <w:pStyle w:val="ListBullet"/>
+        <w:keepLines/>
+        <w:keepNext/>
       </w:pPr>
       <w:r>
         <w:rPr>
@@ -636,6 +645,7 @@
     <w:p>
       <w:pPr>
         <w:pStyle w:val="ListBullet"/>
+        <w:keepLines/>
       </w:pPr>
       <w:r>
         <w:rPr>
@@ -664,6 +674,7 @@
       <w:pPr>
         <w:pStyle w:val="Heading1"/>
         <w:spacing w:before="240" w:after="120"/>
+        <w:keepLines/>
       </w:pPr>
       <w:r>
         <w:t>Comm_Reset_Screen</w:t>
@@ -673,6 +684,8 @@
       <w:pPr>
         <w:pStyle w:val="Heading2"/>
         <w:spacing w:before="200" w:after="80"/>
+        <w:keepNext/>
+        <w:keepLines/>
       </w:pPr>
       <w:r>
         <w:t>Purpose</w:t>
@@ -681,6 +694,8 @@
     <w:p>
       <w:pPr>
         <w:spacing w:before="0" w:after="120" w:line="240" w:lineRule="auto"/>
+        <w:keepLines/>
+        <w:keepNext/>
       </w:pPr>
       <w:r>
         <w:t>Runs the first three fixture-controlled stages:</w:t>
@@ -689,6 +704,8 @@
     <w:p>
       <w:pPr>
         <w:pStyle w:val="ListBullet"/>
+        <w:keepLines/>
+        <w:keepNext/>
       </w:pPr>
       <w:r>
         <w:t>Communication</w:t>
@@ -697,6 +714,8 @@
     <w:p>
       <w:pPr>
         <w:pStyle w:val="ListBullet"/>
+        <w:keepLines/>
+        <w:keepNext/>
       </w:pPr>
       <w:r>
         <w:t>MCU Reset</w:t>
@@ -705,6 +724,7 @@
     <w:p>
       <w:pPr>
         <w:pStyle w:val="ListBullet"/>
+        <w:keepLines/>
       </w:pPr>
       <w:r>
         <w:t>Fault Check</w:t>
@@ -714,6 +734,8 @@
       <w:pPr>
         <w:pStyle w:val="Heading2"/>
         <w:spacing w:before="200" w:after="80"/>
+        <w:keepNext/>
+        <w:keepLines/>
       </w:pPr>
       <w:r>
         <w:t>What You See</w:t>
@@ -722,6 +744,8 @@
     <w:p>
       <w:pPr>
         <w:pStyle w:val="ListBullet"/>
+        <w:keepLines/>
+        <w:keepNext/>
       </w:pPr>
       <w:r>
         <w:t>The stage labels update as each sub-stage passes or fails.</w:t>
@@ -730,6 +754,7 @@
     <w:p>
       <w:pPr>
         <w:pStyle w:val="ListBullet"/>
+        <w:keepLines/>
       </w:pPr>
       <w:r>
         <w:t>The progress bar advances through the three sub-stages.</w:t>
@@ -739,6 +764,8 @@
       <w:pPr>
         <w:pStyle w:val="Heading2"/>
         <w:spacing w:before="200" w:after="80"/>
+        <w:keepNext/>
+        <w:keepLines/>
       </w:pPr>
       <w:r>
         <w:t>What You Do</w:t>
@@ -747,6 +774,8 @@
     <w:p>
       <w:pPr>
         <w:pStyle w:val="ListBullet"/>
+        <w:keepLines/>
+        <w:keepNext/>
       </w:pPr>
       <w:r>
         <w:t>Observe only.</w:t>
@@ -755,6 +784,7 @@
     <w:p>
       <w:pPr>
         <w:pStyle w:val="ListBullet"/>
+        <w:keepLines/>
       </w:pPr>
       <w:r>
         <w:t>Do not disconnect the DUT, fixture USB, or programmer during this stage.</w:t>
@@ -764,6 +794,8 @@
       <w:pPr>
         <w:pStyle w:val="Heading2"/>
         <w:spacing w:before="200" w:after="80"/>
+        <w:keepNext/>
+        <w:keepLines/>
       </w:pPr>
       <w:r>
         <w:t>Result</w:t>
@@ -772,6 +804,8 @@
     <w:p>
       <w:pPr>
         <w:pStyle w:val="ListBullet"/>
+        <w:keepLines/>
+        <w:keepNext/>
       </w:pPr>
       <w:r>
         <w:t xml:space="preserve">Pass: fixture advances to </w:t>
@@ -788,6 +822,7 @@
     <w:p>
       <w:pPr>
         <w:pStyle w:val="ListBullet"/>
+        <w:keepLines/>
       </w:pPr>
       <w:r>
         <w:t xml:space="preserve">Fail: fixture transitions to </w:t>
@@ -805,6 +840,7 @@
       <w:pPr>
         <w:pStyle w:val="Heading1"/>
         <w:spacing w:before="240" w:after="120"/>
+        <w:keepLines/>
       </w:pPr>
       <w:r>
         <w:t>Inputs_Screen</w:t>
@@ -814,6 +850,8 @@
       <w:pPr>
         <w:pStyle w:val="Heading2"/>
         <w:spacing w:before="200" w:after="80"/>
+        <w:keepNext/>
+        <w:keepLines/>
       </w:pPr>
       <w:r>
         <w:t>Purpose</w:t>
@@ -822,6 +860,8 @@
     <w:p>
       <w:pPr>
         <w:spacing w:before="0" w:after="120" w:line="240" w:lineRule="auto"/>
+        <w:keepLines/>
+        <w:keepNext/>
       </w:pPr>
       <w:r>
         <w:t>Runs:</w:t>
@@ -830,6 +870,8 @@
     <w:p>
       <w:pPr>
         <w:pStyle w:val="ListBullet"/>
+        <w:keepLines/>
+        <w:keepNext/>
       </w:pPr>
       <w:r>
         <w:t>Digital Inputs</w:t>
@@ -838,6 +880,7 @@
     <w:p>
       <w:pPr>
         <w:pStyle w:val="ListBullet"/>
+        <w:keepLines/>
       </w:pPr>
       <w:r>
         <w:t>Analog Inputs</w:t>
@@ -847,6 +890,8 @@
       <w:pPr>
         <w:pStyle w:val="Heading2"/>
         <w:spacing w:before="200" w:after="80"/>
+        <w:keepNext/>
+        <w:keepLines/>
       </w:pPr>
       <w:r>
         <w:t>What You See</w:t>
@@ -855,6 +900,8 @@
     <w:p>
       <w:pPr>
         <w:pStyle w:val="ListBullet"/>
+        <w:keepLines/>
+        <w:keepNext/>
       </w:pPr>
       <w:r>
         <w:t>Individual input items turn green as they pass.</w:t>
@@ -863,6 +910,7 @@
     <w:p>
       <w:pPr>
         <w:pStyle w:val="ListBullet"/>
+        <w:keepLines/>
       </w:pPr>
       <w:r>
         <w:t>The progress bar first covers digital inputs, then analog inputs.</w:t>
@@ -872,6 +920,8 @@
       <w:pPr>
         <w:pStyle w:val="Heading2"/>
         <w:spacing w:before="200" w:after="80"/>
+        <w:keepNext/>
+        <w:keepLines/>
       </w:pPr>
       <w:r>
         <w:t>What You Do</w:t>
@@ -880,6 +930,8 @@
     <w:p>
       <w:pPr>
         <w:pStyle w:val="ListBullet"/>
+        <w:keepLines/>
+        <w:keepNext/>
       </w:pPr>
       <w:r>
         <w:t>Observe only.</w:t>
@@ -888,6 +940,7 @@
     <w:p>
       <w:pPr>
         <w:pStyle w:val="ListBullet"/>
+        <w:keepLines/>
       </w:pPr>
       <w:r>
         <w:t>Do not interrupt the run.</w:t>
@@ -897,6 +950,8 @@
       <w:pPr>
         <w:pStyle w:val="Heading2"/>
         <w:spacing w:before="200" w:after="80"/>
+        <w:keepNext/>
+        <w:keepLines/>
       </w:pPr>
       <w:r>
         <w:t>Result</w:t>
@@ -905,6 +960,8 @@
     <w:p>
       <w:pPr>
         <w:pStyle w:val="ListBullet"/>
+        <w:keepLines/>
+        <w:keepNext/>
       </w:pPr>
       <w:r>
         <w:t xml:space="preserve">Pass: fixture advances to </w:t>
@@ -921,6 +978,7 @@
     <w:p>
       <w:pPr>
         <w:pStyle w:val="ListBullet"/>
+        <w:keepLines/>
       </w:pPr>
       <w:r>
         <w:t xml:space="preserve">Fail: fixture transitions to </w:t>
@@ -938,6 +996,7 @@
       <w:pPr>
         <w:pStyle w:val="Heading1"/>
         <w:spacing w:before="240" w:after="120"/>
+        <w:keepLines/>
       </w:pPr>
       <w:r>
         <w:t>Outputs_Screen</w:t>
@@ -947,6 +1006,8 @@
       <w:pPr>
         <w:pStyle w:val="Heading2"/>
         <w:spacing w:before="200" w:after="80"/>
+        <w:keepNext/>
+        <w:keepLines/>
       </w:pPr>
       <w:r>
         <w:t>Purpose</w:t>
@@ -955,6 +1016,8 @@
     <w:p>
       <w:pPr>
         <w:spacing w:before="0" w:after="120" w:line="240" w:lineRule="auto"/>
+        <w:keepLines/>
+        <w:keepNext/>
       </w:pPr>
       <w:r>
         <w:t>Runs:</w:t>
@@ -963,6 +1026,8 @@
     <w:p>
       <w:pPr>
         <w:pStyle w:val="ListBullet"/>
+        <w:keepLines/>
+        <w:keepNext/>
       </w:pPr>
       <w:r>
         <w:t>Digital Outputs</w:t>
@@ -971,6 +1036,7 @@
     <w:p>
       <w:pPr>
         <w:pStyle w:val="ListBullet"/>
+        <w:keepLines/>
       </w:pPr>
       <w:r>
         <w:t>Relay Outputs</w:t>
@@ -980,6 +1046,8 @@
       <w:pPr>
         <w:pStyle w:val="Heading2"/>
         <w:spacing w:before="200" w:after="80"/>
+        <w:keepNext/>
+        <w:keepLines/>
       </w:pPr>
       <w:r>
         <w:t>What You See</w:t>
@@ -988,6 +1056,8 @@
     <w:p>
       <w:pPr>
         <w:pStyle w:val="ListBullet"/>
+        <w:keepLines/>
+        <w:keepNext/>
       </w:pPr>
       <w:r>
         <w:rPr>
@@ -1015,6 +1085,7 @@
     <w:p>
       <w:pPr>
         <w:pStyle w:val="ListBullet"/>
+        <w:keepLines/>
       </w:pPr>
       <w:r>
         <w:t>Relay items update as K1 and K2 ON/OFF checks run.</w:t>
@@ -1024,6 +1095,8 @@
       <w:pPr>
         <w:pStyle w:val="Heading2"/>
         <w:spacing w:before="200" w:after="80"/>
+        <w:keepNext/>
+        <w:keepLines/>
       </w:pPr>
       <w:r>
         <w:t>Current Revision Note</w:t>
@@ -1032,6 +1105,8 @@
     <w:p>
       <w:pPr>
         <w:pStyle w:val="ListBullet"/>
+        <w:keepLines/>
+        <w:keepNext/>
       </w:pPr>
       <w:r>
         <w:t>Digital Output 1 and Digital Output 2 are temporary auto-pass report rows.</w:t>
@@ -1040,6 +1115,7 @@
     <w:p>
       <w:pPr>
         <w:pStyle w:val="ListBullet"/>
+        <w:keepLines/>
       </w:pPr>
       <w:r>
         <w:t>Relay verification is live and can still fail.</w:t>
@@ -1049,6 +1125,8 @@
       <w:pPr>
         <w:pStyle w:val="Heading2"/>
         <w:spacing w:before="200" w:after="80"/>
+        <w:keepNext/>
+        <w:keepLines/>
       </w:pPr>
       <w:r>
         <w:t>What You Do</w:t>
@@ -1057,6 +1135,7 @@
     <w:p>
       <w:pPr>
         <w:pStyle w:val="ListBullet"/>
+        <w:keepLines/>
       </w:pPr>
       <w:r>
         <w:t>Observe only.</w:t>
@@ -1066,6 +1145,8 @@
       <w:pPr>
         <w:pStyle w:val="Heading2"/>
         <w:spacing w:before="200" w:after="80"/>
+        <w:keepNext/>
+        <w:keepLines/>
       </w:pPr>
       <w:r>
         <w:t>Result</w:t>
@@ -1074,6 +1155,8 @@
     <w:p>
       <w:pPr>
         <w:pStyle w:val="ListBullet"/>
+        <w:keepLines/>
+        <w:keepNext/>
       </w:pPr>
       <w:r>
         <w:t xml:space="preserve">Pass: fixture advances to </w:t>
@@ -1090,6 +1173,7 @@
     <w:p>
       <w:pPr>
         <w:pStyle w:val="ListBullet"/>
+        <w:keepLines/>
       </w:pPr>
       <w:r>
         <w:t xml:space="preserve">Fail: fixture transitions to </w:t>
@@ -1107,6 +1191,7 @@
       <w:pPr>
         <w:pStyle w:val="Heading1"/>
         <w:spacing w:before="240" w:after="120"/>
+        <w:keepLines/>
       </w:pPr>
       <w:r>
         <w:t>Buttons_LEDs_Screen</w:t>
@@ -1116,6 +1201,8 @@
       <w:pPr>
         <w:pStyle w:val="Heading2"/>
         <w:spacing w:before="200" w:after="80"/>
+        <w:keepNext/>
+        <w:keepLines/>
       </w:pPr>
       <w:r>
         <w:t>Purpose</w:t>
@@ -1124,6 +1211,7 @@
     <w:p>
       <w:pPr>
         <w:spacing w:before="0" w:after="120" w:line="240" w:lineRule="auto"/>
+        <w:keepLines/>
       </w:pPr>
       <w:r>
         <w:t>Runs the final automatic button sequence and the final manual LED decision.</w:t>
@@ -1133,6 +1221,8 @@
       <w:pPr>
         <w:pStyle w:val="Heading2"/>
         <w:spacing w:before="200" w:after="80"/>
+        <w:keepNext/>
+        <w:keepLines/>
       </w:pPr>
       <w:r>
         <w:t>What You See</w:t>
@@ -1141,6 +1231,8 @@
     <w:p>
       <w:pPr>
         <w:pStyle w:val="ListBullet"/>
+        <w:keepLines/>
+        <w:keepNext/>
       </w:pPr>
       <w:r>
         <w:t xml:space="preserve">Button labels for </w:t>
@@ -1201,6 +1293,8 @@
     <w:p>
       <w:pPr>
         <w:pStyle w:val="ListBullet"/>
+        <w:keepLines/>
+        <w:keepNext/>
       </w:pPr>
       <w:r>
         <w:t>LED image / animation area</w:t>
@@ -1209,6 +1303,8 @@
     <w:p>
       <w:pPr>
         <w:pStyle w:val="ListBullet"/>
+        <w:keepLines/>
+        <w:keepNext/>
       </w:pPr>
       <w:r>
         <w:rPr>
@@ -1222,6 +1318,7 @@
     <w:p>
       <w:pPr>
         <w:pStyle w:val="ListBullet"/>
+        <w:keepLines/>
       </w:pPr>
       <w:r>
         <w:rPr>
@@ -1236,6 +1333,8 @@
       <w:pPr>
         <w:pStyle w:val="Heading2"/>
         <w:spacing w:before="200" w:after="80"/>
+        <w:keepNext/>
+        <w:keepLines/>
       </w:pPr>
       <w:r>
         <w:t>Important Current Behavior</w:t>
@@ -1244,6 +1343,8 @@
     <w:p>
       <w:pPr>
         <w:pStyle w:val="ListBullet"/>
+        <w:keepLines/>
+        <w:keepNext/>
       </w:pPr>
       <w:r>
         <w:t>The fixture automatically drives the button sequence by toggling its output lines and checking the ESP32 replies.</w:t>
@@ -1252,6 +1353,8 @@
     <w:p>
       <w:pPr>
         <w:pStyle w:val="ListBullet"/>
+        <w:keepLines/>
+        <w:keepNext/>
       </w:pPr>
       <w:r>
         <w:t>The technician does not manually press the hardware button sequence during the normal automatic test.</w:t>
@@ -1260,6 +1363,7 @@
     <w:p>
       <w:pPr>
         <w:pStyle w:val="ListBullet"/>
+        <w:keepLines/>
       </w:pPr>
       <w:r>
         <w:t>The technician only makes the final visual LED decision.</w:t>
@@ -1269,6 +1373,8 @@
       <w:pPr>
         <w:pStyle w:val="Heading2"/>
         <w:spacing w:before="200" w:after="80"/>
+        <w:keepNext/>
+        <w:keepLines/>
       </w:pPr>
       <w:r>
         <w:t>What You Do</w:t>
@@ -1277,6 +1383,8 @@
     <w:p>
       <w:pPr>
         <w:ind w:left="0" w:hanging="230"/>
+        <w:keepLines/>
+        <w:keepNext/>
       </w:pPr>
       <w:r>
         <w:rPr>
@@ -1293,6 +1401,8 @@
     <w:p>
       <w:pPr>
         <w:ind w:left="0" w:hanging="230"/>
+        <w:keepLines/>
+        <w:keepNext/>
       </w:pPr>
       <w:r>
         <w:rPr>
@@ -1309,6 +1419,8 @@
     <w:p>
       <w:pPr>
         <w:ind w:left="0" w:hanging="230"/>
+        <w:keepLines/>
+        <w:keepNext/>
       </w:pPr>
       <w:r>
         <w:rPr>
@@ -1336,6 +1448,7 @@
     <w:p>
       <w:pPr>
         <w:ind w:left="0" w:hanging="230"/>
+        <w:keepLines/>
       </w:pPr>
       <w:r>
         <w:rPr>
@@ -1364,6 +1477,8 @@
       <w:pPr>
         <w:pStyle w:val="Heading2"/>
         <w:spacing w:before="200" w:after="80"/>
+        <w:keepNext/>
+        <w:keepLines/>
       </w:pPr>
       <w:r>
         <w:t>Result</w:t>
@@ -1372,6 +1487,8 @@
     <w:p>
       <w:pPr>
         <w:pStyle w:val="ListBullet"/>
+        <w:keepLines/>
+        <w:keepNext/>
       </w:pPr>
       <w:r>
         <w:rPr>
@@ -1396,6 +1513,7 @@
     <w:p>
       <w:pPr>
         <w:pStyle w:val="ListBullet"/>
+        <w:keepLines/>
       </w:pPr>
       <w:r>
         <w:rPr>
@@ -1421,6 +1539,7 @@
       <w:pPr>
         <w:pStyle w:val="Heading1"/>
         <w:spacing w:before="240" w:after="120"/>
+        <w:keepLines/>
       </w:pPr>
       <w:r>
         <w:t>Fault_Screen</w:t>
@@ -1430,6 +1549,8 @@
       <w:pPr>
         <w:pStyle w:val="Heading2"/>
         <w:spacing w:before="200" w:after="80"/>
+        <w:keepNext/>
+        <w:keepLines/>
       </w:pPr>
       <w:r>
         <w:t>Purpose</w:t>
@@ -1438,6 +1559,7 @@
     <w:p>
       <w:pPr>
         <w:spacing w:before="0" w:after="120" w:line="240" w:lineRule="auto"/>
+        <w:keepLines/>
       </w:pPr>
       <w:r>
         <w:t>Final fail screen for the current run.</w:t>
@@ -1447,6 +1569,8 @@
       <w:pPr>
         <w:pStyle w:val="Heading2"/>
         <w:spacing w:before="200" w:after="80"/>
+        <w:keepNext/>
+        <w:keepLines/>
       </w:pPr>
       <w:r>
         <w:t>What You See</w:t>
@@ -1455,6 +1579,8 @@
     <w:p>
       <w:pPr>
         <w:pStyle w:val="ListBullet"/>
+        <w:keepLines/>
+        <w:keepNext/>
       </w:pPr>
       <w:r>
         <w:t>Hex error code</w:t>
@@ -1463,6 +1589,8 @@
     <w:p>
       <w:pPr>
         <w:pStyle w:val="ListBullet"/>
+        <w:keepLines/>
+        <w:keepNext/>
       </w:pPr>
       <w:r>
         <w:t>Failed test or step name</w:t>
@@ -1471,6 +1599,8 @@
     <w:p>
       <w:pPr>
         <w:pStyle w:val="ListBullet"/>
+        <w:keepLines/>
+        <w:keepNext/>
       </w:pPr>
       <w:r>
         <w:t>Expected value or condition</w:t>
@@ -1479,6 +1609,7 @@
     <w:p>
       <w:pPr>
         <w:pStyle w:val="ListBullet"/>
+        <w:keepLines/>
       </w:pPr>
       <w:r>
         <w:t>Actual value or condition</w:t>
@@ -1488,6 +1619,8 @@
       <w:pPr>
         <w:pStyle w:val="Heading2"/>
         <w:spacing w:before="200" w:after="80"/>
+        <w:keepNext/>
+        <w:keepLines/>
       </w:pPr>
       <w:r>
         <w:t>What You Do</w:t>
@@ -1496,6 +1629,8 @@
     <w:p>
       <w:pPr>
         <w:ind w:left="0" w:hanging="230"/>
+        <w:keepLines/>
+        <w:keepNext/>
       </w:pPr>
       <w:r>
         <w:rPr>
@@ -1512,6 +1647,8 @@
     <w:p>
       <w:pPr>
         <w:ind w:left="0" w:hanging="230"/>
+        <w:keepLines/>
+        <w:keepNext/>
       </w:pPr>
       <w:r>
         <w:rPr>
@@ -1552,6 +1689,7 @@
     <w:p>
       <w:pPr>
         <w:ind w:left="0" w:hanging="230"/>
+        <w:keepLines/>
       </w:pPr>
       <w:r>
         <w:rPr>
@@ -1569,6 +1707,7 @@
       <w:pPr>
         <w:pStyle w:val="Heading1"/>
         <w:spacing w:before="240" w:after="120"/>
+        <w:keepLines/>
       </w:pPr>
       <w:r>
         <w:t>Test_Complete_Screen</w:t>
@@ -1578,6 +1717,8 @@
       <w:pPr>
         <w:pStyle w:val="Heading2"/>
         <w:spacing w:before="200" w:after="80"/>
+        <w:keepNext/>
+        <w:keepLines/>
       </w:pPr>
       <w:r>
         <w:t>Purpose</w:t>
@@ -1586,6 +1727,7 @@
     <w:p>
       <w:pPr>
         <w:spacing w:before="0" w:after="120" w:line="240" w:lineRule="auto"/>
+        <w:keepLines/>
       </w:pPr>
       <w:r>
         <w:t>Final pass screen for the current run.</w:t>
@@ -1595,6 +1737,8 @@
       <w:pPr>
         <w:pStyle w:val="Heading2"/>
         <w:spacing w:before="200" w:after="80"/>
+        <w:keepNext/>
+        <w:keepLines/>
       </w:pPr>
       <w:r>
         <w:t>What You Do</w:t>
@@ -1603,6 +1747,8 @@
     <w:p>
       <w:pPr>
         <w:ind w:left="0" w:hanging="230"/>
+        <w:keepLines/>
+        <w:keepNext/>
       </w:pPr>
       <w:r>
         <w:rPr>
@@ -1619,6 +1765,7 @@
     <w:p>
       <w:pPr>
         <w:ind w:left="0" w:hanging="230"/>
+        <w:keepLines/>
       </w:pPr>
       <w:r>
         <w:rPr>
@@ -1636,6 +1783,7 @@
       <w:pPr>
         <w:pStyle w:val="Heading1"/>
         <w:spacing w:before="240" w:after="120"/>
+        <w:keepLines/>
       </w:pPr>
       <w:r>
         <w:t>Test_GPIO_Screen</w:t>
@@ -1645,6 +1793,8 @@
       <w:pPr>
         <w:pStyle w:val="Heading2"/>
         <w:spacing w:before="200" w:after="80"/>
+        <w:keepNext/>
+        <w:keepLines/>
       </w:pPr>
       <w:r>
         <w:t>Purpose</w:t>
@@ -1653,6 +1803,7 @@
     <w:p>
       <w:pPr>
         <w:spacing w:before="0" w:after="120" w:line="240" w:lineRule="auto"/>
+        <w:keepLines/>
       </w:pPr>
       <w:r>
         <w:t xml:space="preserve">Manual service and debug screen reached from </w:t>
@@ -1673,6 +1824,8 @@
       <w:pPr>
         <w:pStyle w:val="Heading2"/>
         <w:spacing w:before="200" w:after="80"/>
+        <w:keepNext/>
+        <w:keepLines/>
       </w:pPr>
       <w:r>
         <w:t>What You Can Control</w:t>
@@ -1681,6 +1834,8 @@
     <w:p>
       <w:pPr>
         <w:pStyle w:val="ListBullet"/>
+        <w:keepLines/>
+        <w:keepNext/>
       </w:pPr>
       <w:r>
         <w:t>DI1 through DI12 outputs</w:t>
@@ -1689,6 +1844,8 @@
     <w:p>
       <w:pPr>
         <w:pStyle w:val="ListBullet"/>
+        <w:keepLines/>
+        <w:keepNext/>
       </w:pPr>
       <w:r>
         <w:t>AUX0 through AUX3 button outputs</w:t>
@@ -1697,6 +1854,8 @@
     <w:p>
       <w:pPr>
         <w:pStyle w:val="ListBullet"/>
+        <w:keepLines/>
+        <w:keepNext/>
       </w:pPr>
       <w:r>
         <w:t>USR, MCU, and FAULT control outputs</w:t>
@@ -1705,6 +1864,8 @@
     <w:p>
       <w:pPr>
         <w:pStyle w:val="ListBullet"/>
+        <w:keepLines/>
+        <w:keepNext/>
       </w:pPr>
       <w:r>
         <w:t>DACA0, DACA1, and DACEN</w:t>
@@ -1713,6 +1874,7 @@
     <w:p>
       <w:pPr>
         <w:pStyle w:val="ListBullet"/>
+        <w:keepLines/>
       </w:pPr>
       <w:r>
         <w:t>DAC output slider</w:t>
@@ -1722,6 +1884,8 @@
       <w:pPr>
         <w:pStyle w:val="Heading2"/>
         <w:spacing w:before="200" w:after="80"/>
+        <w:keepNext/>
+        <w:keepLines/>
       </w:pPr>
       <w:r>
         <w:t>What You Can Read</w:t>
@@ -1730,6 +1894,7 @@
     <w:p>
       <w:pPr>
         <w:pStyle w:val="ListBullet"/>
+        <w:keepLines/>
       </w:pPr>
       <w:r>
         <w:t>K1NO, K1NC, K2NO, K2NC, DO1, and DO2 input readback</w:t>
@@ -1739,6 +1904,8 @@
       <w:pPr>
         <w:pStyle w:val="Heading2"/>
         <w:spacing w:before="200" w:after="80"/>
+        <w:keepNext/>
+        <w:keepLines/>
       </w:pPr>
       <w:r>
         <w:t>What You Do</w:t>
@@ -1747,6 +1914,7 @@
     <w:p>
       <w:pPr>
         <w:pStyle w:val="ListBullet"/>
+        <w:keepLines/>
       </w:pPr>
       <w:r>
         <w:t>Use only for maintenance, debug, or engineering-directed verification.</w:t>
@@ -1756,6 +1924,7 @@
       <w:pPr>
         <w:pStyle w:val="Heading1"/>
         <w:spacing w:before="240" w:after="120"/>
+        <w:keepLines/>
       </w:pPr>
       <w:r>
         <w:t>Desktop App Screens</w:t>
@@ -1765,6 +1934,7 @@
       <w:pPr>
         <w:pStyle w:val="Heading1"/>
         <w:spacing w:before="240" w:after="120"/>
+        <w:keepLines/>
       </w:pPr>
       <w:r>
         <w:t>File Explorer</w:t>
@@ -1774,6 +1944,8 @@
       <w:pPr>
         <w:pStyle w:val="Heading2"/>
         <w:spacing w:before="200" w:after="80"/>
+        <w:keepNext/>
+        <w:keepLines/>
       </w:pPr>
       <w:r>
         <w:t>Purpose</w:t>
@@ -1782,6 +1954,7 @@
     <w:p>
       <w:pPr>
         <w:spacing w:before="0" w:after="120" w:line="240" w:lineRule="auto"/>
+        <w:keepLines/>
       </w:pPr>
       <w:r>
         <w:t>Shows exported CSV files and lets the technician manage the export folder.</w:t>
@@ -1791,6 +1964,8 @@
       <w:pPr>
         <w:pStyle w:val="Heading2"/>
         <w:spacing w:before="200" w:after="80"/>
+        <w:keepNext/>
+        <w:keepLines/>
       </w:pPr>
       <w:r>
         <w:t>What You See</w:t>
@@ -1799,6 +1974,8 @@
     <w:p>
       <w:pPr>
         <w:pStyle w:val="ListBullet"/>
+        <w:keepLines/>
+        <w:keepNext/>
       </w:pPr>
       <w:r>
         <w:t>File list of exported CSVs</w:t>
@@ -1807,6 +1984,8 @@
     <w:p>
       <w:pPr>
         <w:pStyle w:val="ListBullet"/>
+        <w:keepLines/>
+        <w:keepNext/>
       </w:pPr>
       <w:r>
         <w:t>Search box</w:t>
@@ -1815,6 +1994,8 @@
     <w:p>
       <w:pPr>
         <w:pStyle w:val="ListBullet"/>
+        <w:keepLines/>
+        <w:keepNext/>
       </w:pPr>
       <w:r>
         <w:t>Outcome filter</w:t>
@@ -1823,6 +2004,7 @@
     <w:p>
       <w:pPr>
         <w:pStyle w:val="ListBullet"/>
+        <w:keepLines/>
       </w:pPr>
       <w:r>
         <w:t>Buttons to refresh, open the folder, change the folder, or reset to default</w:t>
@@ -1832,6 +2014,8 @@
       <w:pPr>
         <w:pStyle w:val="Heading2"/>
         <w:spacing w:before="200" w:after="80"/>
+        <w:keepNext/>
+        <w:keepLines/>
       </w:pPr>
       <w:r>
         <w:t>What You Do</w:t>
@@ -1840,6 +2024,8 @@
     <w:p>
       <w:pPr>
         <w:pStyle w:val="ListBullet"/>
+        <w:keepLines/>
+        <w:keepNext/>
       </w:pPr>
       <w:r>
         <w:t>Confirm the expected CSV exists after export.</w:t>
@@ -1848,6 +2034,7 @@
     <w:p>
       <w:pPr>
         <w:pStyle w:val="ListBullet"/>
+        <w:keepLines/>
       </w:pPr>
       <w:r>
         <w:t>Open or sort historical exports as needed.</w:t>
@@ -1857,6 +2044,7 @@
       <w:pPr>
         <w:pStyle w:val="Heading1"/>
         <w:spacing w:before="240" w:after="120"/>
+        <w:keepLines/>
       </w:pPr>
       <w:r>
         <w:t>Device Tools</w:t>
@@ -1866,6 +2054,8 @@
       <w:pPr>
         <w:pStyle w:val="Heading2"/>
         <w:spacing w:before="200" w:after="80"/>
+        <w:keepNext/>
+        <w:keepLines/>
       </w:pPr>
       <w:r>
         <w:t>Purpose</w:t>
@@ -1874,6 +2064,7 @@
     <w:p>
       <w:pPr>
         <w:spacing w:before="0" w:after="120" w:line="240" w:lineRule="auto"/>
+        <w:keepLines/>
       </w:pPr>
       <w:r>
         <w:t>Provides the manual PC-side operations.</w:t>
@@ -1883,6 +2074,8 @@
       <w:pPr>
         <w:pStyle w:val="Heading2"/>
         <w:spacing w:before="200" w:after="80"/>
+        <w:keepNext/>
+        <w:keepLines/>
       </w:pPr>
       <w:r>
         <w:t>What You See</w:t>
@@ -1891,6 +2084,8 @@
     <w:p>
       <w:pPr>
         <w:pStyle w:val="ListBullet"/>
+        <w:keepLines/>
+        <w:keepNext/>
       </w:pPr>
       <w:r>
         <w:t>Connection Readiness card</w:t>
@@ -1899,6 +2094,8 @@
     <w:p>
       <w:pPr>
         <w:pStyle w:val="ListBullet"/>
+        <w:keepLines/>
+        <w:keepNext/>
       </w:pPr>
       <w:r>
         <w:t>Last Successful Operation card</w:t>
@@ -1907,6 +2104,8 @@
     <w:p>
       <w:pPr>
         <w:pStyle w:val="ListBullet"/>
+        <w:keepLines/>
+        <w:keepNext/>
       </w:pPr>
       <w:r>
         <w:rPr>
@@ -1920,6 +2119,8 @@
     <w:p>
       <w:pPr>
         <w:pStyle w:val="ListBullet"/>
+        <w:keepLines/>
+        <w:keepNext/>
       </w:pPr>
       <w:r>
         <w:rPr>
@@ -1933,6 +2134,7 @@
     <w:p>
       <w:pPr>
         <w:pStyle w:val="ListBullet"/>
+        <w:keepLines/>
       </w:pPr>
       <w:r>
         <w:rPr>
@@ -1947,6 +2149,8 @@
       <w:pPr>
         <w:pStyle w:val="Heading2"/>
         <w:spacing w:before="200" w:after="80"/>
+        <w:keepNext/>
+        <w:keepLines/>
       </w:pPr>
       <w:r>
         <w:t>What You Do</w:t>
@@ -1955,6 +2159,8 @@
     <w:p>
       <w:pPr>
         <w:pStyle w:val="ListBullet"/>
+        <w:keepLines/>
+        <w:keepNext/>
       </w:pPr>
       <w:r>
         <w:t xml:space="preserve">Use </w:t>
@@ -1974,6 +2180,8 @@
     <w:p>
       <w:pPr>
         <w:pStyle w:val="ListBullet"/>
+        <w:keepLines/>
+        <w:keepNext/>
       </w:pPr>
       <w:r>
         <w:t xml:space="preserve">Use </w:t>
@@ -1993,6 +2201,7 @@
     <w:p>
       <w:pPr>
         <w:pStyle w:val="ListBullet"/>
+        <w:keepLines/>
       </w:pPr>
       <w:r>
         <w:t xml:space="preserve">Do not expect </w:t>
@@ -2024,6 +2233,7 @@
       <w:pPr>
         <w:pStyle w:val="Heading1"/>
         <w:spacing w:before="240" w:after="120"/>
+        <w:keepLines/>
       </w:pPr>
       <w:r>
         <w:t>One Click Test</w:t>
@@ -2033,6 +2243,8 @@
       <w:pPr>
         <w:pStyle w:val="Heading2"/>
         <w:spacing w:before="200" w:after="80"/>
+        <w:keepNext/>
+        <w:keepLines/>
       </w:pPr>
       <w:r>
         <w:t>Purpose</w:t>
@@ -2041,6 +2253,7 @@
     <w:p>
       <w:pPr>
         <w:spacing w:before="0" w:after="120" w:line="240" w:lineRule="auto"/>
+        <w:keepLines/>
       </w:pPr>
       <w:r>
         <w:t>Runs the full PC-assisted workflow in one action.</w:t>
@@ -2050,6 +2263,8 @@
       <w:pPr>
         <w:pStyle w:val="Heading2"/>
         <w:spacing w:before="200" w:after="80"/>
+        <w:keepNext/>
+        <w:keepLines/>
       </w:pPr>
       <w:r>
         <w:t>What You See</w:t>
@@ -2058,6 +2273,8 @@
     <w:p>
       <w:pPr>
         <w:pStyle w:val="ListBullet"/>
+        <w:keepLines/>
+        <w:keepNext/>
       </w:pPr>
       <w:r>
         <w:t>A connection-readiness card for the fixture and programmer</w:t>
@@ -2066,6 +2283,8 @@
     <w:p>
       <w:pPr>
         <w:pStyle w:val="ListBullet"/>
+        <w:keepLines/>
+        <w:keepNext/>
       </w:pPr>
       <w:r>
         <w:t xml:space="preserve">A large </w:t>
@@ -2085,6 +2304,7 @@
     <w:p>
       <w:pPr>
         <w:pStyle w:val="ListBullet"/>
+        <w:keepLines/>
       </w:pPr>
       <w:r>
         <w:t>A live progress rail:</w:t>
@@ -2112,6 +2332,8 @@
       <w:pPr>
         <w:pStyle w:val="Heading2"/>
         <w:spacing w:before="200" w:after="80"/>
+        <w:keepNext/>
+        <w:keepLines/>
       </w:pPr>
       <w:r>
         <w:t>What You Do</w:t>
@@ -2120,6 +2342,8 @@
     <w:p>
       <w:pPr>
         <w:ind w:left="0" w:hanging="230"/>
+        <w:keepLines/>
+        <w:keepNext/>
       </w:pPr>
       <w:r>
         <w:rPr>
@@ -2136,6 +2360,8 @@
     <w:p>
       <w:pPr>
         <w:ind w:left="0" w:hanging="230"/>
+        <w:keepLines/>
+        <w:keepNext/>
       </w:pPr>
       <w:r>
         <w:rPr>
@@ -2163,6 +2389,8 @@
     <w:p>
       <w:pPr>
         <w:ind w:left="0" w:hanging="230"/>
+        <w:keepLines/>
+        <w:keepNext/>
       </w:pPr>
       <w:r>
         <w:rPr>
@@ -2179,6 +2407,8 @@
     <w:p>
       <w:pPr>
         <w:ind w:left="0" w:hanging="230"/>
+        <w:keepLines/>
+        <w:keepNext/>
       </w:pPr>
       <w:r>
         <w:rPr>
@@ -2217,6 +2447,7 @@
     <w:p>
       <w:pPr>
         <w:ind w:left="0" w:hanging="230"/>
+        <w:keepLines/>
       </w:pPr>
       <w:r>
         <w:rPr>
@@ -2234,6 +2465,8 @@
       <w:pPr>
         <w:pStyle w:val="Heading2"/>
         <w:spacing w:before="200" w:after="80"/>
+        <w:keepNext/>
+        <w:keepLines/>
       </w:pPr>
       <w:r>
         <w:t>How It Behaves</w:t>
@@ -2242,6 +2475,8 @@
     <w:p>
       <w:pPr>
         <w:pStyle w:val="ListBullet"/>
+        <w:keepLines/>
+        <w:keepNext/>
       </w:pPr>
       <w:r>
         <w:t>The progress rail follows the real STM32 fixture phase, not a fake timer.</w:t>
@@ -2250,6 +2485,8 @@
     <w:p>
       <w:pPr>
         <w:pStyle w:val="ListBullet"/>
+        <w:keepLines/>
+        <w:keepNext/>
       </w:pPr>
       <w:r>
         <w:t>The current phase is red.</w:t>
@@ -2258,6 +2495,8 @@
     <w:p>
       <w:pPr>
         <w:pStyle w:val="ListBullet"/>
+        <w:keepLines/>
+        <w:keepNext/>
       </w:pPr>
       <w:r>
         <w:t>The previous phase turns green when the next phase starts.</w:t>
@@ -2266,6 +2505,7 @@
     <w:p>
       <w:pPr>
         <w:pStyle w:val="ListBullet"/>
+        <w:keepLines/>
       </w:pPr>
       <w:r>
         <w:t>Manual extract and manual test-firmware upload are locked while One Click is running.</w:t>
@@ -2275,6 +2515,7 @@
       <w:pPr>
         <w:pStyle w:val="Heading1"/>
         <w:spacing w:before="240" w:after="120"/>
+        <w:keepLines/>
       </w:pPr>
       <w:r>
         <w:t>Activity Log</w:t>
@@ -2284,6 +2525,8 @@
       <w:pPr>
         <w:pStyle w:val="Heading2"/>
         <w:spacing w:before="200" w:after="80"/>
+        <w:keepNext/>
+        <w:keepLines/>
       </w:pPr>
       <w:r>
         <w:t>Purpose</w:t>
@@ -2292,6 +2535,7 @@
     <w:p>
       <w:pPr>
         <w:spacing w:before="0" w:after="120" w:line="240" w:lineRule="auto"/>
+        <w:keepLines/>
       </w:pPr>
       <w:r>
         <w:t>Shows the detailed live log for uploads, One Click progress, prompts, and exports.</w:t>
@@ -2301,6 +2545,8 @@
       <w:pPr>
         <w:pStyle w:val="Heading2"/>
         <w:spacing w:before="200" w:after="80"/>
+        <w:keepNext/>
+        <w:keepLines/>
       </w:pPr>
       <w:r>
         <w:t>What You Use It For</w:t>
@@ -2309,6 +2555,8 @@
     <w:p>
       <w:pPr>
         <w:pStyle w:val="ListBullet"/>
+        <w:keepLines/>
+        <w:keepNext/>
       </w:pPr>
       <w:r>
         <w:t>Confirm what step is active</w:t>
@@ -2317,6 +2565,8 @@
     <w:p>
       <w:pPr>
         <w:pStyle w:val="ListBullet"/>
+        <w:keepLines/>
+        <w:keepNext/>
       </w:pPr>
       <w:r>
         <w:t>See upload progress</w:t>
@@ -2325,6 +2575,8 @@
     <w:p>
       <w:pPr>
         <w:pStyle w:val="ListBullet"/>
+        <w:keepLines/>
+        <w:keepNext/>
       </w:pPr>
       <w:r>
         <w:t>See export completion</w:t>
@@ -2333,6 +2585,7 @@
     <w:p>
       <w:pPr>
         <w:pStyle w:val="ListBullet"/>
+        <w:keepLines/>
       </w:pPr>
       <w:r>
         <w:t>See One Click prompts such as the LED visual confirmation request</w:t>
@@ -2342,6 +2595,7 @@
       <w:pPr>
         <w:pStyle w:val="Heading1"/>
         <w:spacing w:before="240" w:after="120"/>
+        <w:keepLines/>
       </w:pPr>
       <w:r>
         <w:t>Settings</w:t>
@@ -2351,6 +2605,8 @@
       <w:pPr>
         <w:pStyle w:val="Heading2"/>
         <w:spacing w:before="200" w:after="80"/>
+        <w:keepNext/>
+        <w:keepLines/>
       </w:pPr>
       <w:r>
         <w:t>Purpose</w:t>
@@ -2359,6 +2615,7 @@
     <w:p>
       <w:pPr>
         <w:spacing w:before="0" w:after="120" w:line="240" w:lineRule="auto"/>
+        <w:keepLines/>
       </w:pPr>
       <w:r>
         <w:t>Stores local app preferences.</w:t>
@@ -2368,6 +2625,8 @@
       <w:pPr>
         <w:pStyle w:val="Heading2"/>
         <w:spacing w:before="200" w:after="80"/>
+        <w:keepNext/>
+        <w:keepLines/>
       </w:pPr>
       <w:r>
         <w:t>Available Settings</w:t>
@@ -2376,6 +2635,8 @@
     <w:p>
       <w:pPr>
         <w:pStyle w:val="ListBullet"/>
+        <w:keepLines/>
+        <w:keepNext/>
       </w:pPr>
       <w:r>
         <w:t>Language</w:t>
@@ -2384,6 +2645,8 @@
     <w:p>
       <w:pPr>
         <w:pStyle w:val="ListBullet"/>
+        <w:keepLines/>
+        <w:keepNext/>
       </w:pPr>
       <w:r>
         <w:t>Font size</w:t>
@@ -2392,6 +2655,8 @@
     <w:p>
       <w:pPr>
         <w:pStyle w:val="ListBullet"/>
+        <w:keepLines/>
+        <w:keepNext/>
       </w:pPr>
       <w:r>
         <w:t>Confirm before extract</w:t>
@@ -2400,6 +2665,8 @@
     <w:p>
       <w:pPr>
         <w:pStyle w:val="ListBullet"/>
+        <w:keepLines/>
+        <w:keepNext/>
       </w:pPr>
       <w:r>
         <w:t>Auto refresh on tab switch</w:t>
@@ -2408,6 +2675,8 @@
     <w:p>
       <w:pPr>
         <w:pStyle w:val="ListBullet"/>
+        <w:keepLines/>
+        <w:keepNext/>
       </w:pPr>
       <w:r>
         <w:t>Reduced motion</w:t>
@@ -2416,6 +2685,8 @@
     <w:p>
       <w:pPr>
         <w:pStyle w:val="ListBullet"/>
+        <w:keepLines/>
+        <w:keepNext/>
       </w:pPr>
       <w:r>
         <w:t>Dark mode setting</w:t>
@@ -2424,6 +2695,7 @@
     <w:p>
       <w:pPr>
         <w:pStyle w:val="ListBullet"/>
+        <w:keepLines/>
       </w:pPr>
       <w:r>
         <w:t>Custom exports folder path</w:t>
@@ -2433,6 +2705,8 @@
       <w:pPr>
         <w:pStyle w:val="Heading2"/>
         <w:spacing w:before="200" w:after="80"/>
+        <w:keepNext/>
+        <w:keepLines/>
       </w:pPr>
       <w:r>
         <w:t>Language Support</w:t>
@@ -2441,6 +2715,8 @@
     <w:p>
       <w:pPr>
         <w:spacing w:before="0" w:after="120" w:line="240" w:lineRule="auto"/>
+        <w:keepLines/>
+        <w:keepNext/>
       </w:pPr>
       <w:r>
         <w:t>The app includes:</w:t>
@@ -2449,6 +2725,8 @@
     <w:p>
       <w:pPr>
         <w:pStyle w:val="ListBullet"/>
+        <w:keepLines/>
+        <w:keepNext/>
       </w:pPr>
       <w:r>
         <w:t>English</w:t>
@@ -2457,6 +2735,8 @@
     <w:p>
       <w:pPr>
         <w:pStyle w:val="ListBullet"/>
+        <w:keepLines/>
+        <w:keepNext/>
       </w:pPr>
       <w:r>
         <w:t>Spanish</w:t>
@@ -2465,6 +2745,7 @@
     <w:p>
       <w:pPr>
         <w:pStyle w:val="ListBullet"/>
+        <w:keepLines/>
       </w:pPr>
       <w:r>
         <w:t>Hmong</w:t>
@@ -2959,6 +3240,7 @@
     <w:pPr>
       <w:keepNext/>
       <w:keepLines/>
+      <w:widowControl w:val="0"/>
       <w:spacing w:before="480" w:after="0"/>
       <w:outlineLvl w:val="0"/>
     </w:pPr>
@@ -2983,6 +3265,7 @@
     <w:pPr>
       <w:keepNext/>
       <w:keepLines/>
+      <w:widowControl w:val="0"/>
       <w:spacing w:before="200" w:after="0"/>
       <w:outlineLvl w:val="1"/>
     </w:pPr>
@@ -3007,6 +3290,7 @@
     <w:pPr>
       <w:keepNext/>
       <w:keepLines/>
+      <w:widowControl w:val="0"/>
       <w:spacing w:before="200" w:after="0"/>
       <w:outlineLvl w:val="2"/>
     </w:pPr>
@@ -3246,10 +3530,13 @@
     <w:qFormat/>
     <w:rsid w:val="00FC693F"/>
     <w:pPr>
+      <w:keepNext/>
+      <w:keepLines/>
+      <w:widowControl w:val="0"/>
       <w:pBdr>
         <w:bottom w:val="single" w:sz="8" w:space="4" w:color="4F81BD" w:themeColor="accent1"/>
       </w:pBdr>
-      <w:spacing w:after="300" w:line="240" w:lineRule="auto"/>
+      <w:spacing w:after="0" w:line="240" w:lineRule="auto"/>
       <w:contextualSpacing/>
     </w:pPr>
     <w:rPr>
@@ -3286,9 +3573,13 @@
     <w:qFormat/>
     <w:rsid w:val="00FC693F"/>
     <w:pPr>
+      <w:keepNext/>
+      <w:keepLines/>
+      <w:widowControl w:val="0"/>
       <w:numPr>
         <w:ilvl w:val="1"/>
       </w:numPr>
+      <w:spacing w:after="0"/>
     </w:pPr>
     <w:rPr>
       <w:rFonts w:asciiTheme="majorHAnsi" w:eastAsiaTheme="majorEastAsia" w:hAnsiTheme="majorHAnsi" w:cstheme="majorBidi" w:ascii="Aptos" w:hAnsi="Aptos"/>
@@ -3430,6 +3721,8 @@
     <w:unhideWhenUsed/>
     <w:rsid w:val="00326F90"/>
     <w:pPr>
+      <w:keepLines/>
+      <w:widowControl w:val="0"/>
       <w:numPr>
         <w:numId w:val="1"/>
       </w:numPr>
@@ -3443,6 +3736,8 @@
     <w:unhideWhenUsed/>
     <w:rsid w:val="00326F90"/>
     <w:pPr>
+      <w:keepLines/>
+      <w:widowControl w:val="0"/>
       <w:numPr>
         <w:numId w:val="2"/>
       </w:numPr>
@@ -3469,6 +3764,8 @@
     <w:unhideWhenUsed/>
     <w:rsid w:val="00326F90"/>
     <w:pPr>
+      <w:keepLines/>
+      <w:widowControl w:val="0"/>
       <w:numPr>
         <w:numId w:val="5"/>
       </w:numPr>
@@ -3482,6 +3779,8 @@
     <w:unhideWhenUsed/>
     <w:rsid w:val="0029639D"/>
     <w:pPr>
+      <w:keepLines/>
+      <w:widowControl w:val="0"/>
       <w:numPr>
         <w:numId w:val="6"/>
       </w:numPr>
